--- a/dev/vignettes/articles/version-crosswalk-1.3-to-1.4.docx
+++ b/dev/vignettes/articles/version-crosswalk-1.3-to-1.4.docx
@@ -1699,70 +1699,70 @@
         <w:rPr>
           <w:rStyle w:val="VerbatimChar"/>
         </w:rPr>
-        <w:t xml:space="preserve">#&gt;     age id    antigen_iso  value</w:t>
-      </w:r>
-      <w:r>
-        <w:br/>
-      </w:r>
-      <w:r>
-        <w:rPr>
-          <w:rStyle w:val="VerbatimChar"/>
-        </w:rPr>
-        <w:t xml:space="preserve">#&gt;   &lt;dbl&gt; &lt;chr&gt; &lt;chr&gt;        &lt;dbl&gt;</w:t>
-      </w:r>
-      <w:r>
-        <w:br/>
-      </w:r>
-      <w:r>
-        <w:rPr>
-          <w:rStyle w:val="VerbatimChar"/>
-        </w:rPr>
-        <w:t xml:space="preserve">#&gt; 1   8.4 1     HlyE_IgA     0.848</w:t>
-      </w:r>
-      <w:r>
-        <w:br/>
-      </w:r>
-      <w:r>
-        <w:rPr>
-          <w:rStyle w:val="VerbatimChar"/>
-        </w:rPr>
-        <w:t xml:space="preserve">#&gt; 2   8.4 1     HlyE_IgG     0.542</w:t>
-      </w:r>
-      <w:r>
-        <w:br/>
-      </w:r>
-      <w:r>
-        <w:rPr>
-          <w:rStyle w:val="VerbatimChar"/>
-        </w:rPr>
-        <w:t xml:space="preserve">#&gt; 3  19.8 2     HlyE_IgA     2.18 </w:t>
-      </w:r>
-      <w:r>
-        <w:br/>
-      </w:r>
-      <w:r>
-        <w:rPr>
-          <w:rStyle w:val="VerbatimChar"/>
-        </w:rPr>
-        <w:t xml:space="preserve">#&gt; 4  19.8 2     HlyE_IgG     2.21 </w:t>
-      </w:r>
-      <w:r>
-        <w:br/>
-      </w:r>
-      <w:r>
-        <w:rPr>
-          <w:rStyle w:val="VerbatimChar"/>
-        </w:rPr>
-        <w:t xml:space="preserve">#&gt; 5  17.0 3     HlyE_IgA    24.9  </w:t>
-      </w:r>
-      <w:r>
-        <w:br/>
-      </w:r>
-      <w:r>
-        <w:rPr>
-          <w:rStyle w:val="VerbatimChar"/>
-        </w:rPr>
-        <w:t xml:space="preserve">#&gt; 6  17.0 3     HlyE_IgG     6.85</w:t>
+        <w:t xml:space="preserve">#&gt;     age id    antigen_iso value</w:t>
+      </w:r>
+      <w:r>
+        <w:br/>
+      </w:r>
+      <w:r>
+        <w:rPr>
+          <w:rStyle w:val="VerbatimChar"/>
+        </w:rPr>
+        <w:t xml:space="preserve">#&gt;   &lt;dbl&gt; &lt;chr&gt; &lt;chr&gt;       &lt;dbl&gt;</w:t>
+      </w:r>
+      <w:r>
+        <w:br/>
+      </w:r>
+      <w:r>
+        <w:rPr>
+          <w:rStyle w:val="VerbatimChar"/>
+        </w:rPr>
+        <w:t xml:space="preserve">#&gt; 1 18.0  1     HlyE_IgA    2.12 </w:t>
+      </w:r>
+      <w:r>
+        <w:br/>
+      </w:r>
+      <w:r>
+        <w:rPr>
+          <w:rStyle w:val="VerbatimChar"/>
+        </w:rPr>
+        <w:t xml:space="preserve">#&gt; 2 18.0  1     HlyE_IgG    1.87 </w:t>
+      </w:r>
+      <w:r>
+        <w:br/>
+      </w:r>
+      <w:r>
+        <w:rPr>
+          <w:rStyle w:val="VerbatimChar"/>
+        </w:rPr>
+        <w:t xml:space="preserve">#&gt; 3 14.8  2     HlyE_IgA    0.148</w:t>
+      </w:r>
+      <w:r>
+        <w:br/>
+      </w:r>
+      <w:r>
+        <w:rPr>
+          <w:rStyle w:val="VerbatimChar"/>
+        </w:rPr>
+        <w:t xml:space="preserve">#&gt; 4 14.8  2     HlyE_IgG    3.56 </w:t>
+      </w:r>
+      <w:r>
+        <w:br/>
+      </w:r>
+      <w:r>
+        <w:rPr>
+          <w:rStyle w:val="VerbatimChar"/>
+        </w:rPr>
+        <w:t xml:space="preserve">#&gt; 5  8.67 3     HlyE_IgA    0.286</w:t>
+      </w:r>
+      <w:r>
+        <w:br/>
+      </w:r>
+      <w:r>
+        <w:rPr>
+          <w:rStyle w:val="VerbatimChar"/>
+        </w:rPr>
+        <w:t xml:space="preserve">#&gt; 6  8.67 3     HlyE_IgG    0.335</w:t>
       </w:r>
       <w:r>
         <w:br/>

--- a/dev/vignettes/articles/version-crosswalk-1.3-to-1.4.docx
+++ b/dev/vignettes/articles/version-crosswalk-1.3-to-1.4.docx
@@ -1699,70 +1699,70 @@
         <w:rPr>
           <w:rStyle w:val="VerbatimChar"/>
         </w:rPr>
-        <w:t xml:space="preserve">#&gt;     age id    antigen_iso value</w:t>
-      </w:r>
-      <w:r>
-        <w:br/>
-      </w:r>
-      <w:r>
-        <w:rPr>
-          <w:rStyle w:val="VerbatimChar"/>
-        </w:rPr>
-        <w:t xml:space="preserve">#&gt;   &lt;dbl&gt; &lt;chr&gt; &lt;chr&gt;       &lt;dbl&gt;</w:t>
-      </w:r>
-      <w:r>
-        <w:br/>
-      </w:r>
-      <w:r>
-        <w:rPr>
-          <w:rStyle w:val="VerbatimChar"/>
-        </w:rPr>
-        <w:t xml:space="preserve">#&gt; 1 18.0  1     HlyE_IgA    2.12 </w:t>
-      </w:r>
-      <w:r>
-        <w:br/>
-      </w:r>
-      <w:r>
-        <w:rPr>
-          <w:rStyle w:val="VerbatimChar"/>
-        </w:rPr>
-        <w:t xml:space="preserve">#&gt; 2 18.0  1     HlyE_IgG    1.87 </w:t>
-      </w:r>
-      <w:r>
-        <w:br/>
-      </w:r>
-      <w:r>
-        <w:rPr>
-          <w:rStyle w:val="VerbatimChar"/>
-        </w:rPr>
-        <w:t xml:space="preserve">#&gt; 3 14.8  2     HlyE_IgA    0.148</w:t>
-      </w:r>
-      <w:r>
-        <w:br/>
-      </w:r>
-      <w:r>
-        <w:rPr>
-          <w:rStyle w:val="VerbatimChar"/>
-        </w:rPr>
-        <w:t xml:space="preserve">#&gt; 4 14.8  2     HlyE_IgG    3.56 </w:t>
-      </w:r>
-      <w:r>
-        <w:br/>
-      </w:r>
-      <w:r>
-        <w:rPr>
-          <w:rStyle w:val="VerbatimChar"/>
-        </w:rPr>
-        <w:t xml:space="preserve">#&gt; 5  8.67 3     HlyE_IgA    0.286</w:t>
-      </w:r>
-      <w:r>
-        <w:br/>
-      </w:r>
-      <w:r>
-        <w:rPr>
-          <w:rStyle w:val="VerbatimChar"/>
-        </w:rPr>
-        <w:t xml:space="preserve">#&gt; 6  8.67 3     HlyE_IgG    0.335</w:t>
+        <w:t xml:space="preserve">#&gt;     age id    antigen_iso     value</w:t>
+      </w:r>
+      <w:r>
+        <w:br/>
+      </w:r>
+      <w:r>
+        <w:rPr>
+          <w:rStyle w:val="VerbatimChar"/>
+        </w:rPr>
+        <w:t xml:space="preserve">#&gt;   &lt;dbl&gt; &lt;chr&gt; &lt;chr&gt;           &lt;dbl&gt;</w:t>
+      </w:r>
+      <w:r>
+        <w:br/>
+      </w:r>
+      <w:r>
+        <w:rPr>
+          <w:rStyle w:val="VerbatimChar"/>
+        </w:rPr>
+        <w:t xml:space="preserve">#&gt; 1 12.0  1     HlyE_IgA        0.166</w:t>
+      </w:r>
+      <w:r>
+        <w:br/>
+      </w:r>
+      <w:r>
+        <w:rPr>
+          <w:rStyle w:val="VerbatimChar"/>
+        </w:rPr>
+        <w:t xml:space="preserve">#&gt; 2 12.0  1     HlyE_IgG        0.256</w:t>
+      </w:r>
+      <w:r>
+        <w:br/>
+      </w:r>
+      <w:r>
+        <w:rPr>
+          <w:rStyle w:val="VerbatimChar"/>
+        </w:rPr>
+        <w:t xml:space="preserve">#&gt; 3 13.7  2     HlyE_IgA        0.549</w:t>
+      </w:r>
+      <w:r>
+        <w:br/>
+      </w:r>
+      <w:r>
+        <w:rPr>
+          <w:rStyle w:val="VerbatimChar"/>
+        </w:rPr>
+        <w:t xml:space="preserve">#&gt; 4 13.7  2     HlyE_IgG        0.932</w:t>
+      </w:r>
+      <w:r>
+        <w:br/>
+      </w:r>
+      <w:r>
+        <w:rPr>
+          <w:rStyle w:val="VerbatimChar"/>
+        </w:rPr>
+        <w:t xml:space="preserve">#&gt; 5  2.87 3     HlyE_IgA      857.   </w:t>
+      </w:r>
+      <w:r>
+        <w:br/>
+      </w:r>
+      <w:r>
+        <w:rPr>
+          <w:rStyle w:val="VerbatimChar"/>
+        </w:rPr>
+        <w:t xml:space="preserve">#&gt; 6  2.87 3     HlyE_IgG    12764.</w:t>
       </w:r>
       <w:r>
         <w:br/>

--- a/dev/vignettes/articles/version-crosswalk-1.3-to-1.4.docx
+++ b/dev/vignettes/articles/version-crosswalk-1.3-to-1.4.docx
@@ -23,7 +23,7 @@
         <w:pStyle w:val="Date"/>
       </w:pPr>
       <w:r>
-        <w:t xml:space="preserve">Invalid Date</w:t>
+        <w:t xml:space="preserve">2026-07-25</w:t>
       </w:r>
     </w:p>
     <w:bookmarkStart w:id="9" w:name="overview"/>
@@ -1699,70 +1699,70 @@
         <w:rPr>
           <w:rStyle w:val="VerbatimChar"/>
         </w:rPr>
-        <w:t xml:space="preserve">#&gt;     age id    antigen_iso     value</w:t>
-      </w:r>
-      <w:r>
-        <w:br/>
-      </w:r>
-      <w:r>
-        <w:rPr>
-          <w:rStyle w:val="VerbatimChar"/>
-        </w:rPr>
-        <w:t xml:space="preserve">#&gt;   &lt;dbl&gt; &lt;chr&gt; &lt;chr&gt;           &lt;dbl&gt;</w:t>
-      </w:r>
-      <w:r>
-        <w:br/>
-      </w:r>
-      <w:r>
-        <w:rPr>
-          <w:rStyle w:val="VerbatimChar"/>
-        </w:rPr>
-        <w:t xml:space="preserve">#&gt; 1 12.0  1     HlyE_IgA        0.166</w:t>
-      </w:r>
-      <w:r>
-        <w:br/>
-      </w:r>
-      <w:r>
-        <w:rPr>
-          <w:rStyle w:val="VerbatimChar"/>
-        </w:rPr>
-        <w:t xml:space="preserve">#&gt; 2 12.0  1     HlyE_IgG        0.256</w:t>
-      </w:r>
-      <w:r>
-        <w:br/>
-      </w:r>
-      <w:r>
-        <w:rPr>
-          <w:rStyle w:val="VerbatimChar"/>
-        </w:rPr>
-        <w:t xml:space="preserve">#&gt; 3 13.7  2     HlyE_IgA        0.549</w:t>
-      </w:r>
-      <w:r>
-        <w:br/>
-      </w:r>
-      <w:r>
-        <w:rPr>
-          <w:rStyle w:val="VerbatimChar"/>
-        </w:rPr>
-        <w:t xml:space="preserve">#&gt; 4 13.7  2     HlyE_IgG        0.932</w:t>
-      </w:r>
-      <w:r>
-        <w:br/>
-      </w:r>
-      <w:r>
-        <w:rPr>
-          <w:rStyle w:val="VerbatimChar"/>
-        </w:rPr>
-        <w:t xml:space="preserve">#&gt; 5  2.87 3     HlyE_IgA      857.   </w:t>
-      </w:r>
-      <w:r>
-        <w:br/>
-      </w:r>
-      <w:r>
-        <w:rPr>
-          <w:rStyle w:val="VerbatimChar"/>
-        </w:rPr>
-        <w:t xml:space="preserve">#&gt; 6  2.87 3     HlyE_IgG    12764.</w:t>
+        <w:t xml:space="preserve">#&gt;     age id    antigen_iso value</w:t>
+      </w:r>
+      <w:r>
+        <w:br/>
+      </w:r>
+      <w:r>
+        <w:rPr>
+          <w:rStyle w:val="VerbatimChar"/>
+        </w:rPr>
+        <w:t xml:space="preserve">#&gt;   &lt;dbl&gt; &lt;chr&gt; &lt;chr&gt;       &lt;dbl&gt;</w:t>
+      </w:r>
+      <w:r>
+        <w:br/>
+      </w:r>
+      <w:r>
+        <w:rPr>
+          <w:rStyle w:val="VerbatimChar"/>
+        </w:rPr>
+        <w:t xml:space="preserve">#&gt; 1 10.3  1     HlyE_IgA    2.10 </w:t>
+      </w:r>
+      <w:r>
+        <w:br/>
+      </w:r>
+      <w:r>
+        <w:rPr>
+          <w:rStyle w:val="VerbatimChar"/>
+        </w:rPr>
+        <w:t xml:space="preserve">#&gt; 2 10.3  1     HlyE_IgG    2.31 </w:t>
+      </w:r>
+      <w:r>
+        <w:br/>
+      </w:r>
+      <w:r>
+        <w:rPr>
+          <w:rStyle w:val="VerbatimChar"/>
+        </w:rPr>
+        <w:t xml:space="preserve">#&gt; 3 17.8  2     HlyE_IgA    0.646</w:t>
+      </w:r>
+      <w:r>
+        <w:br/>
+      </w:r>
+      <w:r>
+        <w:rPr>
+          <w:rStyle w:val="VerbatimChar"/>
+        </w:rPr>
+        <w:t xml:space="preserve">#&gt; 4 17.8  2     HlyE_IgG    1.91 </w:t>
+      </w:r>
+      <w:r>
+        <w:br/>
+      </w:r>
+      <w:r>
+        <w:rPr>
+          <w:rStyle w:val="VerbatimChar"/>
+        </w:rPr>
+        <w:t xml:space="preserve">#&gt; 5  5.97 3     HlyE_IgA    0.892</w:t>
+      </w:r>
+      <w:r>
+        <w:br/>
+      </w:r>
+      <w:r>
+        <w:rPr>
+          <w:rStyle w:val="VerbatimChar"/>
+        </w:rPr>
+        <w:t xml:space="preserve">#&gt; 6  5.97 3     HlyE_IgG    0.358</w:t>
       </w:r>
       <w:r>
         <w:br/>

--- a/dev/vignettes/articles/version-crosswalk-1.3-to-1.4.docx
+++ b/dev/vignettes/articles/version-crosswalk-1.3-to-1.4.docx
@@ -1717,52 +1717,52 @@
         <w:rPr>
           <w:rStyle w:val="VerbatimChar"/>
         </w:rPr>
-        <w:t xml:space="preserve">#&gt; 1 10.3  1     HlyE_IgA    2.10 </w:t>
-      </w:r>
-      <w:r>
-        <w:br/>
-      </w:r>
-      <w:r>
-        <w:rPr>
-          <w:rStyle w:val="VerbatimChar"/>
-        </w:rPr>
-        <w:t xml:space="preserve">#&gt; 2 10.3  1     HlyE_IgG    2.31 </w:t>
-      </w:r>
-      <w:r>
-        <w:br/>
-      </w:r>
-      <w:r>
-        <w:rPr>
-          <w:rStyle w:val="VerbatimChar"/>
-        </w:rPr>
-        <w:t xml:space="preserve">#&gt; 3 17.8  2     HlyE_IgA    0.646</w:t>
-      </w:r>
-      <w:r>
-        <w:br/>
-      </w:r>
-      <w:r>
-        <w:rPr>
-          <w:rStyle w:val="VerbatimChar"/>
-        </w:rPr>
-        <w:t xml:space="preserve">#&gt; 4 17.8  2     HlyE_IgG    1.91 </w:t>
-      </w:r>
-      <w:r>
-        <w:br/>
-      </w:r>
-      <w:r>
-        <w:rPr>
-          <w:rStyle w:val="VerbatimChar"/>
-        </w:rPr>
-        <w:t xml:space="preserve">#&gt; 5  5.97 3     HlyE_IgA    0.892</w:t>
-      </w:r>
-      <w:r>
-        <w:br/>
-      </w:r>
-      <w:r>
-        <w:rPr>
-          <w:rStyle w:val="VerbatimChar"/>
-        </w:rPr>
-        <w:t xml:space="preserve">#&gt; 6  5.97 3     HlyE_IgG    0.358</w:t>
+        <w:t xml:space="preserve">#&gt; 1  2.2  1     HlyE_IgA    0.734</w:t>
+      </w:r>
+      <w:r>
+        <w:br/>
+      </w:r>
+      <w:r>
+        <w:rPr>
+          <w:rStyle w:val="VerbatimChar"/>
+        </w:rPr>
+        <w:t xml:space="preserve">#&gt; 2  2.2  1     HlyE_IgG    0.461</w:t>
+      </w:r>
+      <w:r>
+        <w:br/>
+      </w:r>
+      <w:r>
+        <w:rPr>
+          <w:rStyle w:val="VerbatimChar"/>
+        </w:rPr>
+        <w:t xml:space="preserve">#&gt; 3 13.5  2     HlyE_IgA    0.749</w:t>
+      </w:r>
+      <w:r>
+        <w:br/>
+      </w:r>
+      <w:r>
+        <w:rPr>
+          <w:rStyle w:val="VerbatimChar"/>
+        </w:rPr>
+        <w:t xml:space="preserve">#&gt; 4 13.5  2     HlyE_IgG    0.309</w:t>
+      </w:r>
+      <w:r>
+        <w:br/>
+      </w:r>
+      <w:r>
+        <w:rPr>
+          <w:rStyle w:val="VerbatimChar"/>
+        </w:rPr>
+        <w:t xml:space="preserve">#&gt; 5  1.79 3     HlyE_IgA    0.757</w:t>
+      </w:r>
+      <w:r>
+        <w:br/>
+      </w:r>
+      <w:r>
+        <w:rPr>
+          <w:rStyle w:val="VerbatimChar"/>
+        </w:rPr>
+        <w:t xml:space="preserve">#&gt; 6  1.79 3     HlyE_IgG    0.573</w:t>
       </w:r>
       <w:r>
         <w:br/>

--- a/dev/vignettes/articles/version-crosswalk-1.3-to-1.4.docx
+++ b/dev/vignettes/articles/version-crosswalk-1.3-to-1.4.docx
@@ -1699,70 +1699,70 @@
         <w:rPr>
           <w:rStyle w:val="VerbatimChar"/>
         </w:rPr>
-        <w:t xml:space="preserve">#&gt;     age id    antigen_iso value</w:t>
-      </w:r>
-      <w:r>
-        <w:br/>
-      </w:r>
-      <w:r>
-        <w:rPr>
-          <w:rStyle w:val="VerbatimChar"/>
-        </w:rPr>
-        <w:t xml:space="preserve">#&gt;   &lt;dbl&gt; &lt;chr&gt; &lt;chr&gt;       &lt;dbl&gt;</w:t>
-      </w:r>
-      <w:r>
-        <w:br/>
-      </w:r>
-      <w:r>
-        <w:rPr>
-          <w:rStyle w:val="VerbatimChar"/>
-        </w:rPr>
-        <w:t xml:space="preserve">#&gt; 1  2.2  1     HlyE_IgA    0.734</w:t>
-      </w:r>
-      <w:r>
-        <w:br/>
-      </w:r>
-      <w:r>
-        <w:rPr>
-          <w:rStyle w:val="VerbatimChar"/>
-        </w:rPr>
-        <w:t xml:space="preserve">#&gt; 2  2.2  1     HlyE_IgG    0.461</w:t>
-      </w:r>
-      <w:r>
-        <w:br/>
-      </w:r>
-      <w:r>
-        <w:rPr>
-          <w:rStyle w:val="VerbatimChar"/>
-        </w:rPr>
-        <w:t xml:space="preserve">#&gt; 3 13.5  2     HlyE_IgA    0.749</w:t>
-      </w:r>
-      <w:r>
-        <w:br/>
-      </w:r>
-      <w:r>
-        <w:rPr>
-          <w:rStyle w:val="VerbatimChar"/>
-        </w:rPr>
-        <w:t xml:space="preserve">#&gt; 4 13.5  2     HlyE_IgG    0.309</w:t>
-      </w:r>
-      <w:r>
-        <w:br/>
-      </w:r>
-      <w:r>
-        <w:rPr>
-          <w:rStyle w:val="VerbatimChar"/>
-        </w:rPr>
-        <w:t xml:space="preserve">#&gt; 5  1.79 3     HlyE_IgA    0.757</w:t>
-      </w:r>
-      <w:r>
-        <w:br/>
-      </w:r>
-      <w:r>
-        <w:rPr>
-          <w:rStyle w:val="VerbatimChar"/>
-        </w:rPr>
-        <w:t xml:space="preserve">#&gt; 6  1.79 3     HlyE_IgG    0.573</w:t>
+        <w:t xml:space="preserve">#&gt;     age id    antigen_iso   value</w:t>
+      </w:r>
+      <w:r>
+        <w:br/>
+      </w:r>
+      <w:r>
+        <w:rPr>
+          <w:rStyle w:val="VerbatimChar"/>
+        </w:rPr>
+        <w:t xml:space="preserve">#&gt;   &lt;dbl&gt; &lt;chr&gt; &lt;chr&gt;         &lt;dbl&gt;</w:t>
+      </w:r>
+      <w:r>
+        <w:br/>
+      </w:r>
+      <w:r>
+        <w:rPr>
+          <w:rStyle w:val="VerbatimChar"/>
+        </w:rPr>
+        <w:t xml:space="preserve">#&gt; 1  9.74 1     HlyE_IgA      0.509</w:t>
+      </w:r>
+      <w:r>
+        <w:br/>
+      </w:r>
+      <w:r>
+        <w:rPr>
+          <w:rStyle w:val="VerbatimChar"/>
+        </w:rPr>
+        <w:t xml:space="preserve">#&gt; 2  9.74 1     HlyE_IgG      0.435</w:t>
+      </w:r>
+      <w:r>
+        <w:br/>
+      </w:r>
+      <w:r>
+        <w:rPr>
+          <w:rStyle w:val="VerbatimChar"/>
+        </w:rPr>
+        <w:t xml:space="preserve">#&gt; 3 13.7  2     HlyE_IgA     82.4  </w:t>
+      </w:r>
+      <w:r>
+        <w:br/>
+      </w:r>
+      <w:r>
+        <w:rPr>
+          <w:rStyle w:val="VerbatimChar"/>
+        </w:rPr>
+        <w:t xml:space="preserve">#&gt; 4 13.7  2     HlyE_IgG    123.   </w:t>
+      </w:r>
+      <w:r>
+        <w:br/>
+      </w:r>
+      <w:r>
+        <w:rPr>
+          <w:rStyle w:val="VerbatimChar"/>
+        </w:rPr>
+        <w:t xml:space="preserve">#&gt; 5 10.8  3     HlyE_IgA      2.46 </w:t>
+      </w:r>
+      <w:r>
+        <w:br/>
+      </w:r>
+      <w:r>
+        <w:rPr>
+          <w:rStyle w:val="VerbatimChar"/>
+        </w:rPr>
+        <w:t xml:space="preserve">#&gt; 6 10.8  3     HlyE_IgG      8.91</w:t>
       </w:r>
       <w:r>
         <w:br/>

--- a/dev/vignettes/articles/version-crosswalk-1.3-to-1.4.docx
+++ b/dev/vignettes/articles/version-crosswalk-1.3-to-1.4.docx
@@ -1699,70 +1699,70 @@
         <w:rPr>
           <w:rStyle w:val="VerbatimChar"/>
         </w:rPr>
-        <w:t xml:space="preserve">#&gt;     age id    antigen_iso   value</w:t>
-      </w:r>
-      <w:r>
-        <w:br/>
-      </w:r>
-      <w:r>
-        <w:rPr>
-          <w:rStyle w:val="VerbatimChar"/>
-        </w:rPr>
-        <w:t xml:space="preserve">#&gt;   &lt;dbl&gt; &lt;chr&gt; &lt;chr&gt;         &lt;dbl&gt;</w:t>
-      </w:r>
-      <w:r>
-        <w:br/>
-      </w:r>
-      <w:r>
-        <w:rPr>
-          <w:rStyle w:val="VerbatimChar"/>
-        </w:rPr>
-        <w:t xml:space="preserve">#&gt; 1  9.74 1     HlyE_IgA      0.509</w:t>
-      </w:r>
-      <w:r>
-        <w:br/>
-      </w:r>
-      <w:r>
-        <w:rPr>
-          <w:rStyle w:val="VerbatimChar"/>
-        </w:rPr>
-        <w:t xml:space="preserve">#&gt; 2  9.74 1     HlyE_IgG      0.435</w:t>
-      </w:r>
-      <w:r>
-        <w:br/>
-      </w:r>
-      <w:r>
-        <w:rPr>
-          <w:rStyle w:val="VerbatimChar"/>
-        </w:rPr>
-        <w:t xml:space="preserve">#&gt; 3 13.7  2     HlyE_IgA     82.4  </w:t>
-      </w:r>
-      <w:r>
-        <w:br/>
-      </w:r>
-      <w:r>
-        <w:rPr>
-          <w:rStyle w:val="VerbatimChar"/>
-        </w:rPr>
-        <w:t xml:space="preserve">#&gt; 4 13.7  2     HlyE_IgG    123.   </w:t>
-      </w:r>
-      <w:r>
-        <w:br/>
-      </w:r>
-      <w:r>
-        <w:rPr>
-          <w:rStyle w:val="VerbatimChar"/>
-        </w:rPr>
-        <w:t xml:space="preserve">#&gt; 5 10.8  3     HlyE_IgA      2.46 </w:t>
-      </w:r>
-      <w:r>
-        <w:br/>
-      </w:r>
-      <w:r>
-        <w:rPr>
-          <w:rStyle w:val="VerbatimChar"/>
-        </w:rPr>
-        <w:t xml:space="preserve">#&gt; 6 10.8  3     HlyE_IgG      8.91</w:t>
+        <w:t xml:space="preserve">#&gt;     age id    antigen_iso    value</w:t>
+      </w:r>
+      <w:r>
+        <w:br/>
+      </w:r>
+      <w:r>
+        <w:rPr>
+          <w:rStyle w:val="VerbatimChar"/>
+        </w:rPr>
+        <w:t xml:space="preserve">#&gt;   &lt;dbl&gt; &lt;chr&gt; &lt;chr&gt;          &lt;dbl&gt;</w:t>
+      </w:r>
+      <w:r>
+        <w:br/>
+      </w:r>
+      <w:r>
+        <w:rPr>
+          <w:rStyle w:val="VerbatimChar"/>
+        </w:rPr>
+        <w:t xml:space="preserve">#&gt; 1 10.1  1     HlyE_IgA       0.184</w:t>
+      </w:r>
+      <w:r>
+        <w:br/>
+      </w:r>
+      <w:r>
+        <w:rPr>
+          <w:rStyle w:val="VerbatimChar"/>
+        </w:rPr>
+        <w:t xml:space="preserve">#&gt; 2 10.1  1     HlyE_IgG       0.194</w:t>
+      </w:r>
+      <w:r>
+        <w:br/>
+      </w:r>
+      <w:r>
+        <w:rPr>
+          <w:rStyle w:val="VerbatimChar"/>
+        </w:rPr>
+        <w:t xml:space="preserve">#&gt; 3  6.15 2     HlyE_IgA       5.79 </w:t>
+      </w:r>
+      <w:r>
+        <w:br/>
+      </w:r>
+      <w:r>
+        <w:rPr>
+          <w:rStyle w:val="VerbatimChar"/>
+        </w:rPr>
+        <w:t xml:space="preserve">#&gt; 4  6.15 2     HlyE_IgG    2423.   </w:t>
+      </w:r>
+      <w:r>
+        <w:br/>
+      </w:r>
+      <w:r>
+        <w:rPr>
+          <w:rStyle w:val="VerbatimChar"/>
+        </w:rPr>
+        <w:t xml:space="preserve">#&gt; 5  8.83 3     HlyE_IgA       1.45 </w:t>
+      </w:r>
+      <w:r>
+        <w:br/>
+      </w:r>
+      <w:r>
+        <w:rPr>
+          <w:rStyle w:val="VerbatimChar"/>
+        </w:rPr>
+        <w:t xml:space="preserve">#&gt; 6  8.83 3     HlyE_IgG       0.768</w:t>
       </w:r>
       <w:r>
         <w:br/>

--- a/dev/vignettes/articles/version-crosswalk-1.3-to-1.4.docx
+++ b/dev/vignettes/articles/version-crosswalk-1.3-to-1.4.docx
@@ -23,7 +23,7 @@
         <w:pStyle w:val="Date"/>
       </w:pPr>
       <w:r>
-        <w:t xml:space="preserve">2026-07-25</w:t>
+        <w:t xml:space="preserve">2026-07-26</w:t>
       </w:r>
     </w:p>
     <w:bookmarkStart w:id="9" w:name="overview"/>
@@ -952,7 +952,679 @@
       </w:pPr>
       <w:r>
         <w:rPr>
-          <w:rStyle w:val="VerbatimChar"/>
+          <w:rStyle w:val="FunctionTok"/>
+        </w:rPr>
+        <w:t xml:space="preserve">library</w:t>
+      </w:r>
+      <w:r>
+        <w:rPr>
+          <w:rStyle w:val="NormalTok"/>
+        </w:rPr>
+        <w:t xml:space="preserve">(serocalculator)</w:t>
+      </w:r>
+      <w:r>
+        <w:br/>
+      </w:r>
+      <w:r>
+        <w:br/>
+      </w:r>
+      <w:r>
+        <w:rPr>
+          <w:rStyle w:val="CommentTok"/>
+        </w:rPr>
+        <w:t xml:space="preserve"># Load seroresponse parameters from RDS file</w:t>
+      </w:r>
+      <w:r>
+        <w:br/>
+      </w:r>
+      <w:r>
+        <w:rPr>
+          <w:rStyle w:val="NormalTok"/>
+        </w:rPr>
+        <w:t xml:space="preserve">sr_params </w:t>
+      </w:r>
+      <w:r>
+        <w:rPr>
+          <w:rStyle w:val="OtherTok"/>
+        </w:rPr>
+        <w:t xml:space="preserve">&lt;-</w:t>
+      </w:r>
+      <w:r>
+        <w:rPr>
+          <w:rStyle w:val="NormalTok"/>
+        </w:rPr>
+        <w:t xml:space="preserve"> </w:t>
+      </w:r>
+      <w:r>
+        <w:rPr>
+          <w:rStyle w:val="FunctionTok"/>
+        </w:rPr>
+        <w:t xml:space="preserve">load_sr_params</w:t>
+      </w:r>
+      <w:r>
+        <w:rPr>
+          <w:rStyle w:val="NormalTok"/>
+        </w:rPr>
+        <w:t xml:space="preserve">(</w:t>
+      </w:r>
+      <w:r>
+        <w:br/>
+      </w:r>
+      <w:r>
+        <w:rPr>
+          <w:rStyle w:val="NormalTok"/>
+        </w:rPr>
+        <w:t xml:space="preserve">  </w:t>
+      </w:r>
+      <w:r>
+        <w:rPr>
+          <w:rStyle w:val="FunctionTok"/>
+        </w:rPr>
+        <w:t xml:space="preserve">serocalculator_example</w:t>
+      </w:r>
+      <w:r>
+        <w:rPr>
+          <w:rStyle w:val="NormalTok"/>
+        </w:rPr>
+        <w:t xml:space="preserve">(</w:t>
+      </w:r>
+      <w:r>
+        <w:rPr>
+          <w:rStyle w:val="StringTok"/>
+        </w:rPr>
+        <w:t xml:space="preserve">"example_curve_params.rds"</w:t>
+      </w:r>
+      <w:r>
+        <w:rPr>
+          <w:rStyle w:val="NormalTok"/>
+        </w:rPr>
+        <w:t xml:space="preserve">)</w:t>
+      </w:r>
+      <w:r>
+        <w:br/>
+      </w:r>
+      <w:r>
+        <w:rPr>
+          <w:rStyle w:val="NormalTok"/>
+        </w:rPr>
+        <w:t xml:space="preserve">)</w:t>
+      </w:r>
+      <w:r>
+        <w:br/>
+      </w:r>
+      <w:r>
+        <w:br/>
+      </w:r>
+      <w:r>
+        <w:rPr>
+          <w:rStyle w:val="CommentTok"/>
+        </w:rPr>
+        <w:t xml:space="preserve"># Load example population data from CSV</w:t>
+      </w:r>
+      <w:r>
+        <w:br/>
+      </w:r>
+      <w:r>
+        <w:rPr>
+          <w:rStyle w:val="NormalTok"/>
+        </w:rPr>
+        <w:t xml:space="preserve">pop_data </w:t>
+      </w:r>
+      <w:r>
+        <w:rPr>
+          <w:rStyle w:val="OtherTok"/>
+        </w:rPr>
+        <w:t xml:space="preserve">&lt;-</w:t>
+      </w:r>
+      <w:r>
+        <w:rPr>
+          <w:rStyle w:val="NormalTok"/>
+        </w:rPr>
+        <w:t xml:space="preserve"> readr</w:t>
+      </w:r>
+      <w:r>
+        <w:rPr>
+          <w:rStyle w:val="SpecialCharTok"/>
+        </w:rPr>
+        <w:t xml:space="preserve">::</w:t>
+      </w:r>
+      <w:r>
+        <w:rPr>
+          <w:rStyle w:val="FunctionTok"/>
+        </w:rPr>
+        <w:t xml:space="preserve">read_csv</w:t>
+      </w:r>
+      <w:r>
+        <w:rPr>
+          <w:rStyle w:val="NormalTok"/>
+        </w:rPr>
+        <w:t xml:space="preserve">(</w:t>
+      </w:r>
+      <w:r>
+        <w:br/>
+      </w:r>
+      <w:r>
+        <w:rPr>
+          <w:rStyle w:val="NormalTok"/>
+        </w:rPr>
+        <w:t xml:space="preserve">  </w:t>
+      </w:r>
+      <w:r>
+        <w:rPr>
+          <w:rStyle w:val="FunctionTok"/>
+        </w:rPr>
+        <w:t xml:space="preserve">serocalculator_example</w:t>
+      </w:r>
+      <w:r>
+        <w:rPr>
+          <w:rStyle w:val="NormalTok"/>
+        </w:rPr>
+        <w:t xml:space="preserve">(</w:t>
+      </w:r>
+      <w:r>
+        <w:rPr>
+          <w:rStyle w:val="StringTok"/>
+        </w:rPr>
+        <w:t xml:space="preserve">"example_pop_data.csv"</w:t>
+      </w:r>
+      <w:r>
+        <w:rPr>
+          <w:rStyle w:val="NormalTok"/>
+        </w:rPr>
+        <w:t xml:space="preserve">),</w:t>
+      </w:r>
+      <w:r>
+        <w:br/>
+      </w:r>
+      <w:r>
+        <w:rPr>
+          <w:rStyle w:val="NormalTok"/>
+        </w:rPr>
+        <w:t xml:space="preserve">  </w:t>
+      </w:r>
+      <w:r>
+        <w:rPr>
+          <w:rStyle w:val="AttributeTok"/>
+        </w:rPr>
+        <w:t xml:space="preserve">show_col_types =</w:t>
+      </w:r>
+      <w:r>
+        <w:rPr>
+          <w:rStyle w:val="NormalTok"/>
+        </w:rPr>
+        <w:t xml:space="preserve"> </w:t>
+      </w:r>
+      <w:r>
+        <w:rPr>
+          <w:rStyle w:val="ConstantTok"/>
+        </w:rPr>
+        <w:t xml:space="preserve">FALSE</w:t>
+      </w:r>
+      <w:r>
+        <w:br/>
+      </w:r>
+      <w:r>
+        <w:rPr>
+          <w:rStyle w:val="NormalTok"/>
+        </w:rPr>
+        <w:t xml:space="preserve">) </w:t>
+      </w:r>
+      <w:r>
+        <w:rPr>
+          <w:rStyle w:val="SpecialCharTok"/>
+        </w:rPr>
+        <w:t xml:space="preserve">|&gt;</w:t>
+      </w:r>
+      <w:r>
+        <w:br/>
+      </w:r>
+      <w:r>
+        <w:rPr>
+          <w:rStyle w:val="NormalTok"/>
+        </w:rPr>
+        <w:t xml:space="preserve">  </w:t>
+      </w:r>
+      <w:r>
+        <w:rPr>
+          <w:rStyle w:val="FunctionTok"/>
+        </w:rPr>
+        <w:t xml:space="preserve">as_pop_data</w:t>
+      </w:r>
+      <w:r>
+        <w:rPr>
+          <w:rStyle w:val="NormalTok"/>
+        </w:rPr>
+        <w:t xml:space="preserve">()</w:t>
+      </w:r>
+      <w:r>
+        <w:br/>
+      </w:r>
+      <w:r>
+        <w:br/>
+      </w:r>
+      <w:r>
+        <w:rPr>
+          <w:rStyle w:val="CommentTok"/>
+        </w:rPr>
+        <w:t xml:space="preserve"># Load noise parameters</w:t>
+      </w:r>
+      <w:r>
+        <w:br/>
+      </w:r>
+      <w:r>
+        <w:rPr>
+          <w:rStyle w:val="NormalTok"/>
+        </w:rPr>
+        <w:t xml:space="preserve">noise_params_full </w:t>
+      </w:r>
+      <w:r>
+        <w:rPr>
+          <w:rStyle w:val="OtherTok"/>
+        </w:rPr>
+        <w:t xml:space="preserve">&lt;-</w:t>
+      </w:r>
+      <w:r>
+        <w:rPr>
+          <w:rStyle w:val="NormalTok"/>
+        </w:rPr>
+        <w:t xml:space="preserve"> </w:t>
+      </w:r>
+      <w:r>
+        <w:rPr>
+          <w:rStyle w:val="FunctionTok"/>
+        </w:rPr>
+        <w:t xml:space="preserve">load_noise_params</w:t>
+      </w:r>
+      <w:r>
+        <w:rPr>
+          <w:rStyle w:val="NormalTok"/>
+        </w:rPr>
+        <w:t xml:space="preserve">(</w:t>
+      </w:r>
+      <w:r>
+        <w:br/>
+      </w:r>
+      <w:r>
+        <w:rPr>
+          <w:rStyle w:val="NormalTok"/>
+        </w:rPr>
+        <w:t xml:space="preserve">  </w:t>
+      </w:r>
+      <w:r>
+        <w:rPr>
+          <w:rStyle w:val="FunctionTok"/>
+        </w:rPr>
+        <w:t xml:space="preserve">serocalculator_example</w:t>
+      </w:r>
+      <w:r>
+        <w:rPr>
+          <w:rStyle w:val="NormalTok"/>
+        </w:rPr>
+        <w:t xml:space="preserve">(</w:t>
+      </w:r>
+      <w:r>
+        <w:rPr>
+          <w:rStyle w:val="StringTok"/>
+        </w:rPr>
+        <w:t xml:space="preserve">"example_noise_params.rds"</w:t>
+      </w:r>
+      <w:r>
+        <w:rPr>
+          <w:rStyle w:val="NormalTok"/>
+        </w:rPr>
+        <w:t xml:space="preserve">)</w:t>
+      </w:r>
+      <w:r>
+        <w:br/>
+      </w:r>
+      <w:r>
+        <w:rPr>
+          <w:rStyle w:val="NormalTok"/>
+        </w:rPr>
+        <w:t xml:space="preserve">)</w:t>
+      </w:r>
+      <w:r>
+        <w:br/>
+      </w:r>
+      <w:r>
+        <w:br/>
+      </w:r>
+      <w:r>
+        <w:rPr>
+          <w:rStyle w:val="CommentTok"/>
+        </w:rPr>
+        <w:t xml:space="preserve"># Use only the antigen-isotypes present in pop_data</w:t>
+      </w:r>
+      <w:r>
+        <w:br/>
+      </w:r>
+      <w:r>
+        <w:rPr>
+          <w:rStyle w:val="NormalTok"/>
+        </w:rPr>
+        <w:t xml:space="preserve">antigen_isos </w:t>
+      </w:r>
+      <w:r>
+        <w:rPr>
+          <w:rStyle w:val="OtherTok"/>
+        </w:rPr>
+        <w:t xml:space="preserve">&lt;-</w:t>
+      </w:r>
+      <w:r>
+        <w:rPr>
+          <w:rStyle w:val="NormalTok"/>
+        </w:rPr>
+        <w:t xml:space="preserve"> </w:t>
+      </w:r>
+      <w:r>
+        <w:rPr>
+          <w:rStyle w:val="FunctionTok"/>
+        </w:rPr>
+        <w:t xml:space="preserve">unique</w:t>
+      </w:r>
+      <w:r>
+        <w:rPr>
+          <w:rStyle w:val="NormalTok"/>
+        </w:rPr>
+        <w:t xml:space="preserve">(</w:t>
+      </w:r>
+      <w:r>
+        <w:rPr>
+          <w:rStyle w:val="FunctionTok"/>
+        </w:rPr>
+        <w:t xml:space="preserve">get_biomarker_names</w:t>
+      </w:r>
+      <w:r>
+        <w:rPr>
+          <w:rStyle w:val="NormalTok"/>
+        </w:rPr>
+        <w:t xml:space="preserve">(pop_data))</w:t>
+      </w:r>
+      <w:r>
+        <w:br/>
+      </w:r>
+      <w:r>
+        <w:rPr>
+          <w:rStyle w:val="NormalTok"/>
+        </w:rPr>
+        <w:t xml:space="preserve">noise_params </w:t>
+      </w:r>
+      <w:r>
+        <w:rPr>
+          <w:rStyle w:val="OtherTok"/>
+        </w:rPr>
+        <w:t xml:space="preserve">&lt;-</w:t>
+      </w:r>
+      <w:r>
+        <w:rPr>
+          <w:rStyle w:val="NormalTok"/>
+        </w:rPr>
+        <w:t xml:space="preserve"> noise_params_full </w:t>
+      </w:r>
+      <w:r>
+        <w:rPr>
+          <w:rStyle w:val="SpecialCharTok"/>
+        </w:rPr>
+        <w:t xml:space="preserve">|&gt;</w:t>
+      </w:r>
+      <w:r>
+        <w:br/>
+      </w:r>
+      <w:r>
+        <w:rPr>
+          <w:rStyle w:val="NormalTok"/>
+        </w:rPr>
+        <w:t xml:space="preserve">  dplyr</w:t>
+      </w:r>
+      <w:r>
+        <w:rPr>
+          <w:rStyle w:val="SpecialCharTok"/>
+        </w:rPr>
+        <w:t xml:space="preserve">::</w:t>
+      </w:r>
+      <w:r>
+        <w:rPr>
+          <w:rStyle w:val="FunctionTok"/>
+        </w:rPr>
+        <w:t xml:space="preserve">filter</w:t>
+      </w:r>
+      <w:r>
+        <w:rPr>
+          <w:rStyle w:val="NormalTok"/>
+        </w:rPr>
+        <w:t xml:space="preserve">(antigen_iso </w:t>
+      </w:r>
+      <w:r>
+        <w:rPr>
+          <w:rStyle w:val="SpecialCharTok"/>
+        </w:rPr>
+        <w:t xml:space="preserve">%in%</w:t>
+      </w:r>
+      <w:r>
+        <w:rPr>
+          <w:rStyle w:val="NormalTok"/>
+        </w:rPr>
+        <w:t xml:space="preserve"> antigen_isos) </w:t>
+      </w:r>
+      <w:r>
+        <w:rPr>
+          <w:rStyle w:val="SpecialCharTok"/>
+        </w:rPr>
+        <w:t xml:space="preserve">|&gt;</w:t>
+      </w:r>
+      <w:r>
+        <w:br/>
+      </w:r>
+      <w:r>
+        <w:rPr>
+          <w:rStyle w:val="NormalTok"/>
+        </w:rPr>
+        <w:t xml:space="preserve">  dplyr</w:t>
+      </w:r>
+      <w:r>
+        <w:rPr>
+          <w:rStyle w:val="SpecialCharTok"/>
+        </w:rPr>
+        <w:t xml:space="preserve">::</w:t>
+      </w:r>
+      <w:r>
+        <w:rPr>
+          <w:rStyle w:val="FunctionTok"/>
+        </w:rPr>
+        <w:t xml:space="preserve">select</w:t>
+      </w:r>
+      <w:r>
+        <w:rPr>
+          <w:rStyle w:val="NormalTok"/>
+        </w:rPr>
+        <w:t xml:space="preserve">(</w:t>
+      </w:r>
+      <w:r>
+        <w:rPr>
+          <w:rStyle w:val="SpecialCharTok"/>
+        </w:rPr>
+        <w:t xml:space="preserve">-</w:t>
+      </w:r>
+      <w:r>
+        <w:rPr>
+          <w:rStyle w:val="NormalTok"/>
+        </w:rPr>
+        <w:t xml:space="preserve">Country, </w:t>
+      </w:r>
+      <w:r>
+        <w:rPr>
+          <w:rStyle w:val="SpecialCharTok"/>
+        </w:rPr>
+        <w:t xml:space="preserve">-</w:t>
+      </w:r>
+      <w:r>
+        <w:rPr>
+          <w:rStyle w:val="NormalTok"/>
+        </w:rPr>
+        <w:t xml:space="preserve">X)</w:t>
+      </w:r>
+      <w:r>
+        <w:br/>
+      </w:r>
+      <w:r>
+        <w:br/>
+      </w:r>
+      <w:r>
+        <w:rPr>
+          <w:rStyle w:val="CommentTok"/>
+        </w:rPr>
+        <w:t xml:space="preserve"># Estimate seroincidence</w:t>
+      </w:r>
+      <w:r>
+        <w:br/>
+      </w:r>
+      <w:r>
+        <w:rPr>
+          <w:rStyle w:val="NormalTok"/>
+        </w:rPr>
+        <w:t xml:space="preserve">results </w:t>
+      </w:r>
+      <w:r>
+        <w:rPr>
+          <w:rStyle w:val="OtherTok"/>
+        </w:rPr>
+        <w:t xml:space="preserve">&lt;-</w:t>
+      </w:r>
+      <w:r>
+        <w:rPr>
+          <w:rStyle w:val="NormalTok"/>
+        </w:rPr>
+        <w:t xml:space="preserve"> </w:t>
+      </w:r>
+      <w:r>
+        <w:rPr>
+          <w:rStyle w:val="FunctionTok"/>
+        </w:rPr>
+        <w:t xml:space="preserve">est_seroincidence</w:t>
+      </w:r>
+      <w:r>
+        <w:rPr>
+          <w:rStyle w:val="NormalTok"/>
+        </w:rPr>
+        <w:t xml:space="preserve">(</w:t>
+      </w:r>
+      <w:r>
+        <w:br/>
+      </w:r>
+      <w:r>
+        <w:rPr>
+          <w:rStyle w:val="NormalTok"/>
+        </w:rPr>
+        <w:t xml:space="preserve">  </w:t>
+      </w:r>
+      <w:r>
+        <w:rPr>
+          <w:rStyle w:val="AttributeTok"/>
+        </w:rPr>
+        <w:t xml:space="preserve">pop_data =</w:t>
+      </w:r>
+      <w:r>
+        <w:rPr>
+          <w:rStyle w:val="NormalTok"/>
+        </w:rPr>
+        <w:t xml:space="preserve"> pop_data,</w:t>
+      </w:r>
+      <w:r>
+        <w:br/>
+      </w:r>
+      <w:r>
+        <w:rPr>
+          <w:rStyle w:val="NormalTok"/>
+        </w:rPr>
+        <w:t xml:space="preserve">  </w:t>
+      </w:r>
+      <w:r>
+        <w:rPr>
+          <w:rStyle w:val="AttributeTok"/>
+        </w:rPr>
+        <w:t xml:space="preserve">sr_params =</w:t>
+      </w:r>
+      <w:r>
+        <w:rPr>
+          <w:rStyle w:val="NormalTok"/>
+        </w:rPr>
+        <w:t xml:space="preserve"> sr_params,</w:t>
+      </w:r>
+      <w:r>
+        <w:br/>
+      </w:r>
+      <w:r>
+        <w:rPr>
+          <w:rStyle w:val="NormalTok"/>
+        </w:rPr>
+        <w:t xml:space="preserve">  </w:t>
+      </w:r>
+      <w:r>
+        <w:rPr>
+          <w:rStyle w:val="AttributeTok"/>
+        </w:rPr>
+        <w:t xml:space="preserve">noise_params =</w:t>
+      </w:r>
+      <w:r>
+        <w:rPr>
+          <w:rStyle w:val="NormalTok"/>
+        </w:rPr>
+        <w:t xml:space="preserve"> noise_params,</w:t>
+      </w:r>
+      <w:r>
+        <w:br/>
+      </w:r>
+      <w:r>
+        <w:rPr>
+          <w:rStyle w:val="NormalTok"/>
+        </w:rPr>
+        <w:t xml:space="preserve">  </w:t>
+      </w:r>
+      <w:r>
+        <w:rPr>
+          <w:rStyle w:val="AttributeTok"/>
+        </w:rPr>
+        <w:t xml:space="preserve">antigen_isos =</w:t>
+      </w:r>
+      <w:r>
+        <w:rPr>
+          <w:rStyle w:val="NormalTok"/>
+        </w:rPr>
+        <w:t xml:space="preserve"> antigen_isos</w:t>
+      </w:r>
+      <w:r>
+        <w:br/>
+      </w:r>
+      <w:r>
+        <w:rPr>
+          <w:rStyle w:val="NormalTok"/>
+        </w:rPr>
+        <w:t xml:space="preserve">)</w:t>
+      </w:r>
+      <w:r>
+        <w:br/>
+      </w:r>
+      <w:r>
+        <w:br/>
+      </w:r>
+      <w:r>
+        <w:rPr>
+          <w:rStyle w:val="FunctionTok"/>
+        </w:rPr>
+        <w:t xml:space="preserve">summary</w:t>
+      </w:r>
+      <w:r>
+        <w:rPr>
+          <w:rStyle w:val="NormalTok"/>
+        </w:rPr>
+        <w:t xml:space="preserve">(results)</w:t>
+      </w:r>
+      <w:r>
+        <w:br/>
+      </w:r>
+      <w:r>
+        <w:rPr>
+          <w:rStyle w:val="CommentTok"/>
         </w:rPr>
         <w:t xml:space="preserve">#&gt; # A tibble: 1 × 11</w:t>
       </w:r>
@@ -961,7 +1633,7 @@
       </w:r>
       <w:r>
         <w:rPr>
-          <w:rStyle w:val="VerbatimChar"/>
+          <w:rStyle w:val="CommentTok"/>
         </w:rPr>
         <w:t xml:space="preserve">#&gt;   est.start incidence.rate     SE CI.lwr CI.upr se_type  coverage log.lik</w:t>
       </w:r>
@@ -970,7 +1642,7 @@
       </w:r>
       <w:r>
         <w:rPr>
-          <w:rStyle w:val="VerbatimChar"/>
+          <w:rStyle w:val="CommentTok"/>
         </w:rPr>
         <w:t xml:space="preserve">#&gt;       &lt;dbl&gt;          &lt;dbl&gt;  &lt;dbl&gt;  &lt;dbl&gt;  &lt;dbl&gt; &lt;chr&gt;       &lt;dbl&gt;   &lt;dbl&gt;</w:t>
       </w:r>
@@ -979,7 +1651,7 @@
       </w:r>
       <w:r>
         <w:rPr>
-          <w:rStyle w:val="VerbatimChar"/>
+          <w:rStyle w:val="CommentTok"/>
         </w:rPr>
         <w:t xml:space="preserve">#&gt; 1       0.1          0.166 0.0178  0.135  0.205 standard     0.95   -524.</w:t>
       </w:r>
@@ -988,7 +1660,7 @@
       </w:r>
       <w:r>
         <w:rPr>
-          <w:rStyle w:val="VerbatimChar"/>
+          <w:rStyle w:val="CommentTok"/>
         </w:rPr>
         <w:t xml:space="preserve">#&gt; # ℹ 3 more variables: iterations &lt;int&gt;, antigen.isos &lt;chr&gt;,</w:t>
       </w:r>
@@ -997,7 +1669,7 @@
       </w:r>
       <w:r>
         <w:rPr>
-          <w:rStyle w:val="VerbatimChar"/>
+          <w:rStyle w:val="CommentTok"/>
         </w:rPr>
         <w:t xml:space="preserve">#&gt; #   nlm.convergence.code &lt;ord&gt;</w:t>
       </w:r>
@@ -1206,7 +1878,175 @@
       </w:pPr>
       <w:r>
         <w:rPr>
-          <w:rStyle w:val="VerbatimChar"/>
+          <w:rStyle w:val="CommentTok"/>
+        </w:rPr>
+        <w:t xml:space="preserve"># Stratified estimation by Country</w:t>
+      </w:r>
+      <w:r>
+        <w:br/>
+      </w:r>
+      <w:r>
+        <w:rPr>
+          <w:rStyle w:val="NormalTok"/>
+        </w:rPr>
+        <w:t xml:space="preserve">results_by_group </w:t>
+      </w:r>
+      <w:r>
+        <w:rPr>
+          <w:rStyle w:val="OtherTok"/>
+        </w:rPr>
+        <w:t xml:space="preserve">&lt;-</w:t>
+      </w:r>
+      <w:r>
+        <w:rPr>
+          <w:rStyle w:val="NormalTok"/>
+        </w:rPr>
+        <w:t xml:space="preserve"> </w:t>
+      </w:r>
+      <w:r>
+        <w:rPr>
+          <w:rStyle w:val="FunctionTok"/>
+        </w:rPr>
+        <w:t xml:space="preserve">est_seroincidence_by</w:t>
+      </w:r>
+      <w:r>
+        <w:rPr>
+          <w:rStyle w:val="NormalTok"/>
+        </w:rPr>
+        <w:t xml:space="preserve">(</w:t>
+      </w:r>
+      <w:r>
+        <w:br/>
+      </w:r>
+      <w:r>
+        <w:rPr>
+          <w:rStyle w:val="NormalTok"/>
+        </w:rPr>
+        <w:t xml:space="preserve">  </w:t>
+      </w:r>
+      <w:r>
+        <w:rPr>
+          <w:rStyle w:val="AttributeTok"/>
+        </w:rPr>
+        <w:t xml:space="preserve">pop_data =</w:t>
+      </w:r>
+      <w:r>
+        <w:rPr>
+          <w:rStyle w:val="NormalTok"/>
+        </w:rPr>
+        <w:t xml:space="preserve"> pop_data,</w:t>
+      </w:r>
+      <w:r>
+        <w:br/>
+      </w:r>
+      <w:r>
+        <w:rPr>
+          <w:rStyle w:val="NormalTok"/>
+        </w:rPr>
+        <w:t xml:space="preserve">  </w:t>
+      </w:r>
+      <w:r>
+        <w:rPr>
+          <w:rStyle w:val="AttributeTok"/>
+        </w:rPr>
+        <w:t xml:space="preserve">sr_params =</w:t>
+      </w:r>
+      <w:r>
+        <w:rPr>
+          <w:rStyle w:val="NormalTok"/>
+        </w:rPr>
+        <w:t xml:space="preserve"> sr_params,</w:t>
+      </w:r>
+      <w:r>
+        <w:br/>
+      </w:r>
+      <w:r>
+        <w:rPr>
+          <w:rStyle w:val="NormalTok"/>
+        </w:rPr>
+        <w:t xml:space="preserve">  </w:t>
+      </w:r>
+      <w:r>
+        <w:rPr>
+          <w:rStyle w:val="AttributeTok"/>
+        </w:rPr>
+        <w:t xml:space="preserve">noise_params =</w:t>
+      </w:r>
+      <w:r>
+        <w:rPr>
+          <w:rStyle w:val="NormalTok"/>
+        </w:rPr>
+        <w:t xml:space="preserve"> noise_params,</w:t>
+      </w:r>
+      <w:r>
+        <w:br/>
+      </w:r>
+      <w:r>
+        <w:rPr>
+          <w:rStyle w:val="NormalTok"/>
+        </w:rPr>
+        <w:t xml:space="preserve">  </w:t>
+      </w:r>
+      <w:r>
+        <w:rPr>
+          <w:rStyle w:val="AttributeTok"/>
+        </w:rPr>
+        <w:t xml:space="preserve">strata =</w:t>
+      </w:r>
+      <w:r>
+        <w:rPr>
+          <w:rStyle w:val="NormalTok"/>
+        </w:rPr>
+        <w:t xml:space="preserve"> </w:t>
+      </w:r>
+      <w:r>
+        <w:rPr>
+          <w:rStyle w:val="StringTok"/>
+        </w:rPr>
+        <w:t xml:space="preserve">"Country"</w:t>
+      </w:r>
+      <w:r>
+        <w:rPr>
+          <w:rStyle w:val="NormalTok"/>
+        </w:rPr>
+        <w:t xml:space="preserve">,</w:t>
+      </w:r>
+      <w:r>
+        <w:br/>
+      </w:r>
+      <w:r>
+        <w:rPr>
+          <w:rStyle w:val="NormalTok"/>
+        </w:rPr>
+        <w:t xml:space="preserve">  </w:t>
+      </w:r>
+      <w:r>
+        <w:rPr>
+          <w:rStyle w:val="AttributeTok"/>
+        </w:rPr>
+        <w:t xml:space="preserve">antigen_isos =</w:t>
+      </w:r>
+      <w:r>
+        <w:rPr>
+          <w:rStyle w:val="NormalTok"/>
+        </w:rPr>
+        <w:t xml:space="preserve"> antigen_isos</w:t>
+      </w:r>
+      <w:r>
+        <w:br/>
+      </w:r>
+      <w:r>
+        <w:rPr>
+          <w:rStyle w:val="NormalTok"/>
+        </w:rPr>
+        <w:t xml:space="preserve">)</w:t>
+      </w:r>
+      <w:r>
+        <w:br/>
+      </w:r>
+      <w:r>
+        <w:rPr>
+          <w:rStyle w:val="CommentTok"/>
         </w:rPr>
         <w:t xml:space="preserve">#&gt; Warning: `curve_params` is missing all strata variables and will be used unstratified.</w:t>
       </w:r>
@@ -1215,7 +2055,7 @@
       </w:r>
       <w:r>
         <w:rPr>
-          <w:rStyle w:val="VerbatimChar"/>
+          <w:rStyle w:val="CommentTok"/>
         </w:rPr>
         <w:t xml:space="preserve">#&gt; ℹ To avoid this warning, specify the desired set of stratifying variables in</w:t>
       </w:r>
@@ -1224,7 +2064,7 @@
       </w:r>
       <w:r>
         <w:rPr>
-          <w:rStyle w:val="VerbatimChar"/>
+          <w:rStyle w:val="CommentTok"/>
         </w:rPr>
         <w:t xml:space="preserve">#&gt;   the `curve_strata_varnames` and `noise_strata_varnames` arguments to</w:t>
       </w:r>
@@ -1233,7 +2073,7 @@
       </w:r>
       <w:r>
         <w:rPr>
-          <w:rStyle w:val="VerbatimChar"/>
+          <w:rStyle w:val="CommentTok"/>
         </w:rPr>
         <w:t xml:space="preserve">#&gt;   `est_seroincidence_by()`.</w:t>
       </w:r>
@@ -1242,7 +2082,7 @@
       </w:r>
       <w:r>
         <w:rPr>
-          <w:rStyle w:val="VerbatimChar"/>
+          <w:rStyle w:val="CommentTok"/>
         </w:rPr>
         <w:t xml:space="preserve">#&gt; Warning: `noise_params` is missing all strata variables and will be used unstratified.</w:t>
       </w:r>
@@ -1251,7 +2091,7 @@
       </w:r>
       <w:r>
         <w:rPr>
-          <w:rStyle w:val="VerbatimChar"/>
+          <w:rStyle w:val="CommentTok"/>
         </w:rPr>
         <w:t xml:space="preserve">#&gt; ℹ To avoid this warning, specify the desired set of stratifying variables in</w:t>
       </w:r>
@@ -1260,7 +2100,7 @@
       </w:r>
       <w:r>
         <w:rPr>
-          <w:rStyle w:val="VerbatimChar"/>
+          <w:rStyle w:val="CommentTok"/>
         </w:rPr>
         <w:t xml:space="preserve">#&gt;   the `curve_strata_varnames` and `noise_strata_varnames` arguments to</w:t>
       </w:r>
@@ -1269,7 +2109,7 @@
       </w:r>
       <w:r>
         <w:rPr>
-          <w:rStyle w:val="VerbatimChar"/>
+          <w:rStyle w:val="CommentTok"/>
         </w:rPr>
         <w:t xml:space="preserve">#&gt;   `est_seroincidence_by()`.</w:t>
       </w:r>
@@ -1277,8 +2117,26 @@
         <w:br/>
       </w:r>
       <w:r>
-        <w:rPr>
-          <w:rStyle w:val="VerbatimChar"/>
+        <w:br/>
+      </w:r>
+      <w:r>
+        <w:rPr>
+          <w:rStyle w:val="FunctionTok"/>
+        </w:rPr>
+        <w:t xml:space="preserve">summary</w:t>
+      </w:r>
+      <w:r>
+        <w:rPr>
+          <w:rStyle w:val="NormalTok"/>
+        </w:rPr>
+        <w:t xml:space="preserve">(results_by_group)</w:t>
+      </w:r>
+      <w:r>
+        <w:br/>
+      </w:r>
+      <w:r>
+        <w:rPr>
+          <w:rStyle w:val="CommentTok"/>
         </w:rPr>
         <w:t xml:space="preserve">#&gt; Seroincidence estimated given the following setup:</w:t>
       </w:r>
@@ -1287,7 +2145,7 @@
       </w:r>
       <w:r>
         <w:rPr>
-          <w:rStyle w:val="VerbatimChar"/>
+          <w:rStyle w:val="CommentTok"/>
         </w:rPr>
         <w:t xml:space="preserve">#&gt; a) Antigen isotypes   : HlyE_IgA, HlyE_IgG </w:t>
       </w:r>
@@ -1296,7 +2154,7 @@
       </w:r>
       <w:r>
         <w:rPr>
-          <w:rStyle w:val="VerbatimChar"/>
+          <w:rStyle w:val="CommentTok"/>
         </w:rPr>
         <w:t xml:space="preserve">#&gt; b) Strata       : Country </w:t>
       </w:r>
@@ -1305,7 +2163,7 @@
       </w:r>
       <w:r>
         <w:rPr>
-          <w:rStyle w:val="VerbatimChar"/>
+          <w:rStyle w:val="CommentTok"/>
         </w:rPr>
         <w:t xml:space="preserve">#&gt; </w:t>
       </w:r>
@@ -1314,7 +2172,7 @@
       </w:r>
       <w:r>
         <w:rPr>
-          <w:rStyle w:val="VerbatimChar"/>
+          <w:rStyle w:val="CommentTok"/>
         </w:rPr>
         <w:t xml:space="preserve">#&gt;  Seroincidence estimates:</w:t>
       </w:r>
@@ -1323,7 +2181,7 @@
       </w:r>
       <w:r>
         <w:rPr>
-          <w:rStyle w:val="VerbatimChar"/>
+          <w:rStyle w:val="CommentTok"/>
         </w:rPr>
         <w:t xml:space="preserve">#&gt; # A tibble: 1 × 14</w:t>
       </w:r>
@@ -1332,7 +2190,7 @@
       </w:r>
       <w:r>
         <w:rPr>
-          <w:rStyle w:val="VerbatimChar"/>
+          <w:rStyle w:val="CommentTok"/>
         </w:rPr>
         <w:t xml:space="preserve">#&gt;   Stratum   Country      n est.start incidence.rate     SE CI.lwr CI.upr se_type</w:t>
       </w:r>
@@ -1341,7 +2199,7 @@
       </w:r>
       <w:r>
         <w:rPr>
-          <w:rStyle w:val="VerbatimChar"/>
+          <w:rStyle w:val="CommentTok"/>
         </w:rPr>
         <w:t xml:space="preserve">#&gt;   &lt;chr&gt;     &lt;chr&gt;    &lt;int&gt;     &lt;dbl&gt;          &lt;dbl&gt;  &lt;dbl&gt;  &lt;dbl&gt;  &lt;dbl&gt; &lt;chr&gt;  </w:t>
       </w:r>
@@ -1350,7 +2208,7 @@
       </w:r>
       <w:r>
         <w:rPr>
-          <w:rStyle w:val="VerbatimChar"/>
+          <w:rStyle w:val="CommentTok"/>
         </w:rPr>
         <w:t xml:space="preserve">#&gt; 1 Stratum 1 Pakistan   100       0.1          0.166 0.0178  0.135  0.205 standa…</w:t>
       </w:r>
@@ -1359,7 +2217,7 @@
       </w:r>
       <w:r>
         <w:rPr>
-          <w:rStyle w:val="VerbatimChar"/>
+          <w:rStyle w:val="CommentTok"/>
         </w:rPr>
         <w:t xml:space="preserve">#&gt; # ℹ 5 more variables: coverage &lt;dbl&gt;, log.lik &lt;dbl&gt;, iterations &lt;int&gt;,</w:t>
       </w:r>
@@ -1368,7 +2226,7 @@
       </w:r>
       <w:r>
         <w:rPr>
-          <w:rStyle w:val="VerbatimChar"/>
+          <w:rStyle w:val="CommentTok"/>
         </w:rPr>
         <w:t xml:space="preserve">#&gt; #   antigen.isos &lt;chr&gt;, nlm.convergence.code &lt;ord&gt;</w:t>
       </w:r>
@@ -1661,7 +2519,481 @@
       </w:pPr>
       <w:r>
         <w:rPr>
-          <w:rStyle w:val="VerbatimChar"/>
+          <w:rStyle w:val="CommentTok"/>
+        </w:rPr>
+        <w:t xml:space="preserve"># Biologic noise distribution for simulation</w:t>
+      </w:r>
+      <w:r>
+        <w:br/>
+      </w:r>
+      <w:r>
+        <w:rPr>
+          <w:rStyle w:val="NormalTok"/>
+        </w:rPr>
+        <w:t xml:space="preserve">noise_limits </w:t>
+      </w:r>
+      <w:r>
+        <w:rPr>
+          <w:rStyle w:val="OtherTok"/>
+        </w:rPr>
+        <w:t xml:space="preserve">&lt;-</w:t>
+      </w:r>
+      <w:r>
+        <w:rPr>
+          <w:rStyle w:val="NormalTok"/>
+        </w:rPr>
+        <w:t xml:space="preserve"> </w:t>
+      </w:r>
+      <w:r>
+        <w:rPr>
+          <w:rStyle w:val="FunctionTok"/>
+        </w:rPr>
+        <w:t xml:space="preserve">matrix</w:t>
+      </w:r>
+      <w:r>
+        <w:rPr>
+          <w:rStyle w:val="NormalTok"/>
+        </w:rPr>
+        <w:t xml:space="preserve">(</w:t>
+      </w:r>
+      <w:r>
+        <w:br/>
+      </w:r>
+      <w:r>
+        <w:rPr>
+          <w:rStyle w:val="NormalTok"/>
+        </w:rPr>
+        <w:t xml:space="preserve">  </w:t>
+      </w:r>
+      <w:r>
+        <w:rPr>
+          <w:rStyle w:val="FunctionTok"/>
+        </w:rPr>
+        <w:t xml:space="preserve">c</w:t>
+      </w:r>
+      <w:r>
+        <w:rPr>
+          <w:rStyle w:val="NormalTok"/>
+        </w:rPr>
+        <w:t xml:space="preserve">(</w:t>
+      </w:r>
+      <w:r>
+        <w:rPr>
+          <w:rStyle w:val="DecValTok"/>
+        </w:rPr>
+        <w:t xml:space="preserve">0</w:t>
+      </w:r>
+      <w:r>
+        <w:rPr>
+          <w:rStyle w:val="NormalTok"/>
+        </w:rPr>
+        <w:t xml:space="preserve">, </w:t>
+      </w:r>
+      <w:r>
+        <w:rPr>
+          <w:rStyle w:val="FloatTok"/>
+        </w:rPr>
+        <w:t xml:space="preserve">0.5</w:t>
+      </w:r>
+      <w:r>
+        <w:rPr>
+          <w:rStyle w:val="NormalTok"/>
+        </w:rPr>
+        <w:t xml:space="preserve">),</w:t>
+      </w:r>
+      <w:r>
+        <w:br/>
+      </w:r>
+      <w:r>
+        <w:rPr>
+          <w:rStyle w:val="NormalTok"/>
+        </w:rPr>
+        <w:t xml:space="preserve">  </w:t>
+      </w:r>
+      <w:r>
+        <w:rPr>
+          <w:rStyle w:val="AttributeTok"/>
+        </w:rPr>
+        <w:t xml:space="preserve">nrow =</w:t>
+      </w:r>
+      <w:r>
+        <w:rPr>
+          <w:rStyle w:val="NormalTok"/>
+        </w:rPr>
+        <w:t xml:space="preserve"> </w:t>
+      </w:r>
+      <w:r>
+        <w:rPr>
+          <w:rStyle w:val="FunctionTok"/>
+        </w:rPr>
+        <w:t xml:space="preserve">length</w:t>
+      </w:r>
+      <w:r>
+        <w:rPr>
+          <w:rStyle w:val="NormalTok"/>
+        </w:rPr>
+        <w:t xml:space="preserve">(antigen_isos),</w:t>
+      </w:r>
+      <w:r>
+        <w:br/>
+      </w:r>
+      <w:r>
+        <w:rPr>
+          <w:rStyle w:val="NormalTok"/>
+        </w:rPr>
+        <w:t xml:space="preserve">  </w:t>
+      </w:r>
+      <w:r>
+        <w:rPr>
+          <w:rStyle w:val="AttributeTok"/>
+        </w:rPr>
+        <w:t xml:space="preserve">ncol =</w:t>
+      </w:r>
+      <w:r>
+        <w:rPr>
+          <w:rStyle w:val="NormalTok"/>
+        </w:rPr>
+        <w:t xml:space="preserve"> </w:t>
+      </w:r>
+      <w:r>
+        <w:rPr>
+          <w:rStyle w:val="DecValTok"/>
+        </w:rPr>
+        <w:t xml:space="preserve">2</w:t>
+      </w:r>
+      <w:r>
+        <w:rPr>
+          <w:rStyle w:val="NormalTok"/>
+        </w:rPr>
+        <w:t xml:space="preserve">,</w:t>
+      </w:r>
+      <w:r>
+        <w:br/>
+      </w:r>
+      <w:r>
+        <w:rPr>
+          <w:rStyle w:val="NormalTok"/>
+        </w:rPr>
+        <w:t xml:space="preserve">  </w:t>
+      </w:r>
+      <w:r>
+        <w:rPr>
+          <w:rStyle w:val="AttributeTok"/>
+        </w:rPr>
+        <w:t xml:space="preserve">byrow =</w:t>
+      </w:r>
+      <w:r>
+        <w:rPr>
+          <w:rStyle w:val="NormalTok"/>
+        </w:rPr>
+        <w:t xml:space="preserve"> </w:t>
+      </w:r>
+      <w:r>
+        <w:rPr>
+          <w:rStyle w:val="ConstantTok"/>
+        </w:rPr>
+        <w:t xml:space="preserve">TRUE</w:t>
+      </w:r>
+      <w:r>
+        <w:rPr>
+          <w:rStyle w:val="NormalTok"/>
+        </w:rPr>
+        <w:t xml:space="preserve">,</w:t>
+      </w:r>
+      <w:r>
+        <w:br/>
+      </w:r>
+      <w:r>
+        <w:rPr>
+          <w:rStyle w:val="NormalTok"/>
+        </w:rPr>
+        <w:t xml:space="preserve">  </w:t>
+      </w:r>
+      <w:r>
+        <w:rPr>
+          <w:rStyle w:val="AttributeTok"/>
+        </w:rPr>
+        <w:t xml:space="preserve">dimnames =</w:t>
+      </w:r>
+      <w:r>
+        <w:rPr>
+          <w:rStyle w:val="NormalTok"/>
+        </w:rPr>
+        <w:t xml:space="preserve"> </w:t>
+      </w:r>
+      <w:r>
+        <w:rPr>
+          <w:rStyle w:val="FunctionTok"/>
+        </w:rPr>
+        <w:t xml:space="preserve">list</w:t>
+      </w:r>
+      <w:r>
+        <w:rPr>
+          <w:rStyle w:val="NormalTok"/>
+        </w:rPr>
+        <w:t xml:space="preserve">(antigen_isos, </w:t>
+      </w:r>
+      <w:r>
+        <w:rPr>
+          <w:rStyle w:val="FunctionTok"/>
+        </w:rPr>
+        <w:t xml:space="preserve">c</w:t>
+      </w:r>
+      <w:r>
+        <w:rPr>
+          <w:rStyle w:val="NormalTok"/>
+        </w:rPr>
+        <w:t xml:space="preserve">(</w:t>
+      </w:r>
+      <w:r>
+        <w:rPr>
+          <w:rStyle w:val="StringTok"/>
+        </w:rPr>
+        <w:t xml:space="preserve">"min"</w:t>
+      </w:r>
+      <w:r>
+        <w:rPr>
+          <w:rStyle w:val="NormalTok"/>
+        </w:rPr>
+        <w:t xml:space="preserve">, </w:t>
+      </w:r>
+      <w:r>
+        <w:rPr>
+          <w:rStyle w:val="StringTok"/>
+        </w:rPr>
+        <w:t xml:space="preserve">"max"</w:t>
+      </w:r>
+      <w:r>
+        <w:rPr>
+          <w:rStyle w:val="NormalTok"/>
+        </w:rPr>
+        <w:t xml:space="preserve">))</w:t>
+      </w:r>
+      <w:r>
+        <w:br/>
+      </w:r>
+      <w:r>
+        <w:rPr>
+          <w:rStyle w:val="NormalTok"/>
+        </w:rPr>
+        <w:t xml:space="preserve">)</w:t>
+      </w:r>
+      <w:r>
+        <w:br/>
+      </w:r>
+      <w:r>
+        <w:br/>
+      </w:r>
+      <w:r>
+        <w:rPr>
+          <w:rStyle w:val="CommentTok"/>
+        </w:rPr>
+        <w:t xml:space="preserve"># Simulate cross-sectional data</w:t>
+      </w:r>
+      <w:r>
+        <w:br/>
+      </w:r>
+      <w:r>
+        <w:rPr>
+          <w:rStyle w:val="NormalTok"/>
+        </w:rPr>
+        <w:t xml:space="preserve">simulated_data </w:t>
+      </w:r>
+      <w:r>
+        <w:rPr>
+          <w:rStyle w:val="OtherTok"/>
+        </w:rPr>
+        <w:t xml:space="preserve">&lt;-</w:t>
+      </w:r>
+      <w:r>
+        <w:rPr>
+          <w:rStyle w:val="NormalTok"/>
+        </w:rPr>
+        <w:t xml:space="preserve"> </w:t>
+      </w:r>
+      <w:r>
+        <w:rPr>
+          <w:rStyle w:val="FunctionTok"/>
+        </w:rPr>
+        <w:t xml:space="preserve">sim_pop_data</w:t>
+      </w:r>
+      <w:r>
+        <w:rPr>
+          <w:rStyle w:val="NormalTok"/>
+        </w:rPr>
+        <w:t xml:space="preserve">(</w:t>
+      </w:r>
+      <w:r>
+        <w:br/>
+      </w:r>
+      <w:r>
+        <w:rPr>
+          <w:rStyle w:val="NormalTok"/>
+        </w:rPr>
+        <w:t xml:space="preserve">  </w:t>
+      </w:r>
+      <w:r>
+        <w:rPr>
+          <w:rStyle w:val="AttributeTok"/>
+        </w:rPr>
+        <w:t xml:space="preserve">curve_params =</w:t>
+      </w:r>
+      <w:r>
+        <w:rPr>
+          <w:rStyle w:val="NormalTok"/>
+        </w:rPr>
+        <w:t xml:space="preserve"> sr_params,</w:t>
+      </w:r>
+      <w:r>
+        <w:br/>
+      </w:r>
+      <w:r>
+        <w:rPr>
+          <w:rStyle w:val="NormalTok"/>
+        </w:rPr>
+        <w:t xml:space="preserve">  </w:t>
+      </w:r>
+      <w:r>
+        <w:rPr>
+          <w:rStyle w:val="AttributeTok"/>
+        </w:rPr>
+        <w:t xml:space="preserve">noise_limits =</w:t>
+      </w:r>
+      <w:r>
+        <w:rPr>
+          <w:rStyle w:val="NormalTok"/>
+        </w:rPr>
+        <w:t xml:space="preserve"> noise_limits,</w:t>
+      </w:r>
+      <w:r>
+        <w:br/>
+      </w:r>
+      <w:r>
+        <w:rPr>
+          <w:rStyle w:val="NormalTok"/>
+        </w:rPr>
+        <w:t xml:space="preserve">  </w:t>
+      </w:r>
+      <w:r>
+        <w:rPr>
+          <w:rStyle w:val="AttributeTok"/>
+        </w:rPr>
+        <w:t xml:space="preserve">antigen_isos =</w:t>
+      </w:r>
+      <w:r>
+        <w:rPr>
+          <w:rStyle w:val="NormalTok"/>
+        </w:rPr>
+        <w:t xml:space="preserve"> antigen_isos,</w:t>
+      </w:r>
+      <w:r>
+        <w:br/>
+      </w:r>
+      <w:r>
+        <w:rPr>
+          <w:rStyle w:val="NormalTok"/>
+        </w:rPr>
+        <w:t xml:space="preserve">  </w:t>
+      </w:r>
+      <w:r>
+        <w:rPr>
+          <w:rStyle w:val="AttributeTok"/>
+        </w:rPr>
+        <w:t xml:space="preserve">n_samples =</w:t>
+      </w:r>
+      <w:r>
+        <w:rPr>
+          <w:rStyle w:val="NormalTok"/>
+        </w:rPr>
+        <w:t xml:space="preserve"> </w:t>
+      </w:r>
+      <w:r>
+        <w:rPr>
+          <w:rStyle w:val="DecValTok"/>
+        </w:rPr>
+        <w:t xml:space="preserve">100</w:t>
+      </w:r>
+      <w:r>
+        <w:rPr>
+          <w:rStyle w:val="NormalTok"/>
+        </w:rPr>
+        <w:t xml:space="preserve">,</w:t>
+      </w:r>
+      <w:r>
+        <w:br/>
+      </w:r>
+      <w:r>
+        <w:rPr>
+          <w:rStyle w:val="NormalTok"/>
+        </w:rPr>
+        <w:t xml:space="preserve">  </w:t>
+      </w:r>
+      <w:r>
+        <w:rPr>
+          <w:rStyle w:val="AttributeTok"/>
+        </w:rPr>
+        <w:t xml:space="preserve">add_noise =</w:t>
+      </w:r>
+      <w:r>
+        <w:rPr>
+          <w:rStyle w:val="NormalTok"/>
+        </w:rPr>
+        <w:t xml:space="preserve"> </w:t>
+      </w:r>
+      <w:r>
+        <w:rPr>
+          <w:rStyle w:val="ConstantTok"/>
+        </w:rPr>
+        <w:t xml:space="preserve">TRUE</w:t>
+      </w:r>
+      <w:r>
+        <w:rPr>
+          <w:rStyle w:val="NormalTok"/>
+        </w:rPr>
+        <w:t xml:space="preserve">,</w:t>
+      </w:r>
+      <w:r>
+        <w:br/>
+      </w:r>
+      <w:r>
+        <w:rPr>
+          <w:rStyle w:val="NormalTok"/>
+        </w:rPr>
+        <w:t xml:space="preserve">  </w:t>
+      </w:r>
+      <w:r>
+        <w:rPr>
+          <w:rStyle w:val="AttributeTok"/>
+        </w:rPr>
+        <w:t xml:space="preserve">format =</w:t>
+      </w:r>
+      <w:r>
+        <w:rPr>
+          <w:rStyle w:val="NormalTok"/>
+        </w:rPr>
+        <w:t xml:space="preserve"> </w:t>
+      </w:r>
+      <w:r>
+        <w:rPr>
+          <w:rStyle w:val="StringTok"/>
+        </w:rPr>
+        <w:t xml:space="preserve">"long"</w:t>
+      </w:r>
+      <w:r>
+        <w:br/>
+      </w:r>
+      <w:r>
+        <w:rPr>
+          <w:rStyle w:val="NormalTok"/>
+        </w:rPr>
+        <w:t xml:space="preserve">)</w:t>
+      </w:r>
+      <w:r>
+        <w:br/>
+      </w:r>
+      <w:r>
+        <w:rPr>
+          <w:rStyle w:val="CommentTok"/>
         </w:rPr>
         <w:t xml:space="preserve">#&gt; Warning: Some dimension variables are not factors.</w:t>
       </w:r>
@@ -1670,7 +3002,7 @@
       </w:r>
       <w:r>
         <w:rPr>
-          <w:rStyle w:val="VerbatimChar"/>
+          <w:rStyle w:val="CommentTok"/>
         </w:rPr>
         <w:t xml:space="preserve">#&gt; ℹ These dimensions will be ordered by first appearance.</w:t>
       </w:r>
@@ -1679,7 +3011,7 @@
       </w:r>
       <w:r>
         <w:rPr>
-          <w:rStyle w:val="VerbatimChar"/>
+          <w:rStyle w:val="CommentTok"/>
         </w:rPr>
         <w:t xml:space="preserve">#&gt; ℹ Check results using `dimnames()`.</w:t>
       </w:r>
@@ -1687,8 +3019,26 @@
         <w:br/>
       </w:r>
       <w:r>
-        <w:rPr>
-          <w:rStyle w:val="VerbatimChar"/>
+        <w:br/>
+      </w:r>
+      <w:r>
+        <w:rPr>
+          <w:rStyle w:val="FunctionTok"/>
+        </w:rPr>
+        <w:t xml:space="preserve">head</w:t>
+      </w:r>
+      <w:r>
+        <w:rPr>
+          <w:rStyle w:val="NormalTok"/>
+        </w:rPr>
+        <w:t xml:space="preserve">(simulated_data)</w:t>
+      </w:r>
+      <w:r>
+        <w:br/>
+      </w:r>
+      <w:r>
+        <w:rPr>
+          <w:rStyle w:val="CommentTok"/>
         </w:rPr>
         <w:t xml:space="preserve">#&gt; # A tibble: 6 × 4</w:t>
       </w:r>
@@ -1697,79 +3047,388 @@
       </w:r>
       <w:r>
         <w:rPr>
-          <w:rStyle w:val="VerbatimChar"/>
-        </w:rPr>
-        <w:t xml:space="preserve">#&gt;     age id    antigen_iso    value</w:t>
-      </w:r>
-      <w:r>
-        <w:br/>
-      </w:r>
-      <w:r>
-        <w:rPr>
-          <w:rStyle w:val="VerbatimChar"/>
-        </w:rPr>
-        <w:t xml:space="preserve">#&gt;   &lt;dbl&gt; &lt;chr&gt; &lt;chr&gt;          &lt;dbl&gt;</w:t>
-      </w:r>
-      <w:r>
-        <w:br/>
-      </w:r>
-      <w:r>
-        <w:rPr>
-          <w:rStyle w:val="VerbatimChar"/>
-        </w:rPr>
-        <w:t xml:space="preserve">#&gt; 1 10.1  1     HlyE_IgA       0.184</w:t>
-      </w:r>
-      <w:r>
-        <w:br/>
-      </w:r>
-      <w:r>
-        <w:rPr>
-          <w:rStyle w:val="VerbatimChar"/>
-        </w:rPr>
-        <w:t xml:space="preserve">#&gt; 2 10.1  1     HlyE_IgG       0.194</w:t>
-      </w:r>
-      <w:r>
-        <w:br/>
-      </w:r>
-      <w:r>
-        <w:rPr>
-          <w:rStyle w:val="VerbatimChar"/>
-        </w:rPr>
-        <w:t xml:space="preserve">#&gt; 3  6.15 2     HlyE_IgA       5.79 </w:t>
-      </w:r>
-      <w:r>
-        <w:br/>
-      </w:r>
-      <w:r>
-        <w:rPr>
-          <w:rStyle w:val="VerbatimChar"/>
-        </w:rPr>
-        <w:t xml:space="preserve">#&gt; 4  6.15 2     HlyE_IgG    2423.   </w:t>
-      </w:r>
-      <w:r>
-        <w:br/>
-      </w:r>
-      <w:r>
-        <w:rPr>
-          <w:rStyle w:val="VerbatimChar"/>
-        </w:rPr>
-        <w:t xml:space="preserve">#&gt; 5  8.83 3     HlyE_IgA       1.45 </w:t>
-      </w:r>
-      <w:r>
-        <w:br/>
-      </w:r>
-      <w:r>
-        <w:rPr>
-          <w:rStyle w:val="VerbatimChar"/>
-        </w:rPr>
-        <w:t xml:space="preserve">#&gt; 6  8.83 3     HlyE_IgG       0.768</w:t>
-      </w:r>
-      <w:r>
-        <w:br/>
-      </w:r>
-      <w:r>
-        <w:rPr>
-          <w:rStyle w:val="VerbatimChar"/>
+          <w:rStyle w:val="CommentTok"/>
+        </w:rPr>
+        <w:t xml:space="preserve">#&gt;     age id    antigen_iso value</w:t>
+      </w:r>
+      <w:r>
+        <w:br/>
+      </w:r>
+      <w:r>
+        <w:rPr>
+          <w:rStyle w:val="CommentTok"/>
+        </w:rPr>
+        <w:t xml:space="preserve">#&gt;   &lt;dbl&gt; &lt;chr&gt; &lt;chr&gt;       &lt;dbl&gt;</w:t>
+      </w:r>
+      <w:r>
+        <w:br/>
+      </w:r>
+      <w:r>
+        <w:rPr>
+          <w:rStyle w:val="CommentTok"/>
+        </w:rPr>
+        <w:t xml:space="preserve">#&gt; 1 19.2  1     HlyE_IgA    0.484</w:t>
+      </w:r>
+      <w:r>
+        <w:br/>
+      </w:r>
+      <w:r>
+        <w:rPr>
+          <w:rStyle w:val="CommentTok"/>
+        </w:rPr>
+        <w:t xml:space="preserve">#&gt; 2 19.2  1     HlyE_IgG    1.46 </w:t>
+      </w:r>
+      <w:r>
+        <w:br/>
+      </w:r>
+      <w:r>
+        <w:rPr>
+          <w:rStyle w:val="CommentTok"/>
+        </w:rPr>
+        <w:t xml:space="preserve">#&gt; 3 13.1  2     HlyE_IgA    1.17 </w:t>
+      </w:r>
+      <w:r>
+        <w:br/>
+      </w:r>
+      <w:r>
+        <w:rPr>
+          <w:rStyle w:val="CommentTok"/>
+        </w:rPr>
+        <w:t xml:space="preserve">#&gt; 4 13.1  2     HlyE_IgG    0.767</w:t>
+      </w:r>
+      <w:r>
+        <w:br/>
+      </w:r>
+      <w:r>
+        <w:rPr>
+          <w:rStyle w:val="CommentTok"/>
+        </w:rPr>
+        <w:t xml:space="preserve">#&gt; 5  9.05 3     HlyE_IgA    0.715</w:t>
+      </w:r>
+      <w:r>
+        <w:br/>
+      </w:r>
+      <w:r>
+        <w:rPr>
+          <w:rStyle w:val="CommentTok"/>
+        </w:rPr>
+        <w:t xml:space="preserve">#&gt; 6  9.05 3     HlyE_IgG    0.703</w:t>
+      </w:r>
+      <w:r>
+        <w:br/>
+      </w:r>
+      <w:r>
+        <w:br/>
+      </w:r>
+      <w:r>
+        <w:rPr>
+          <w:rStyle w:val="CommentTok"/>
+        </w:rPr>
+        <w:t xml:space="preserve"># Simulate multiple datasets</w:t>
+      </w:r>
+      <w:r>
+        <w:br/>
+      </w:r>
+      <w:r>
+        <w:rPr>
+          <w:rStyle w:val="NormalTok"/>
+        </w:rPr>
+        <w:t xml:space="preserve">multiple_sims </w:t>
+      </w:r>
+      <w:r>
+        <w:rPr>
+          <w:rStyle w:val="OtherTok"/>
+        </w:rPr>
+        <w:t xml:space="preserve">&lt;-</w:t>
+      </w:r>
+      <w:r>
+        <w:rPr>
+          <w:rStyle w:val="NormalTok"/>
+        </w:rPr>
+        <w:t xml:space="preserve"> </w:t>
+      </w:r>
+      <w:r>
+        <w:rPr>
+          <w:rStyle w:val="FunctionTok"/>
+        </w:rPr>
+        <w:t xml:space="preserve">sim_pop_data_multi</w:t>
+      </w:r>
+      <w:r>
+        <w:rPr>
+          <w:rStyle w:val="NormalTok"/>
+        </w:rPr>
+        <w:t xml:space="preserve">(</w:t>
+      </w:r>
+      <w:r>
+        <w:br/>
+      </w:r>
+      <w:r>
+        <w:rPr>
+          <w:rStyle w:val="NormalTok"/>
+        </w:rPr>
+        <w:t xml:space="preserve">  </w:t>
+      </w:r>
+      <w:r>
+        <w:rPr>
+          <w:rStyle w:val="AttributeTok"/>
+        </w:rPr>
+        <w:t xml:space="preserve">curve_params =</w:t>
+      </w:r>
+      <w:r>
+        <w:rPr>
+          <w:rStyle w:val="NormalTok"/>
+        </w:rPr>
+        <w:t xml:space="preserve"> sr_params,</w:t>
+      </w:r>
+      <w:r>
+        <w:br/>
+      </w:r>
+      <w:r>
+        <w:rPr>
+          <w:rStyle w:val="NormalTok"/>
+        </w:rPr>
+        <w:t xml:space="preserve">  </w:t>
+      </w:r>
+      <w:r>
+        <w:rPr>
+          <w:rStyle w:val="AttributeTok"/>
+        </w:rPr>
+        <w:t xml:space="preserve">noise_limits =</w:t>
+      </w:r>
+      <w:r>
+        <w:rPr>
+          <w:rStyle w:val="NormalTok"/>
+        </w:rPr>
+        <w:t xml:space="preserve"> noise_limits,</w:t>
+      </w:r>
+      <w:r>
+        <w:br/>
+      </w:r>
+      <w:r>
+        <w:rPr>
+          <w:rStyle w:val="NormalTok"/>
+        </w:rPr>
+        <w:t xml:space="preserve">  </w:t>
+      </w:r>
+      <w:r>
+        <w:rPr>
+          <w:rStyle w:val="AttributeTok"/>
+        </w:rPr>
+        <w:t xml:space="preserve">antigen_isos =</w:t>
+      </w:r>
+      <w:r>
+        <w:rPr>
+          <w:rStyle w:val="NormalTok"/>
+        </w:rPr>
+        <w:t xml:space="preserve"> antigen_isos,</w:t>
+      </w:r>
+      <w:r>
+        <w:br/>
+      </w:r>
+      <w:r>
+        <w:rPr>
+          <w:rStyle w:val="NormalTok"/>
+        </w:rPr>
+        <w:t xml:space="preserve">  </w:t>
+      </w:r>
+      <w:r>
+        <w:rPr>
+          <w:rStyle w:val="AttributeTok"/>
+        </w:rPr>
+        <w:t xml:space="preserve">sample_sizes =</w:t>
+      </w:r>
+      <w:r>
+        <w:rPr>
+          <w:rStyle w:val="NormalTok"/>
+        </w:rPr>
+        <w:t xml:space="preserve"> </w:t>
+      </w:r>
+      <w:r>
+        <w:rPr>
+          <w:rStyle w:val="DecValTok"/>
+        </w:rPr>
+        <w:t xml:space="preserve">100</w:t>
+      </w:r>
+      <w:r>
+        <w:rPr>
+          <w:rStyle w:val="NormalTok"/>
+        </w:rPr>
+        <w:t xml:space="preserve">,</w:t>
+      </w:r>
+      <w:r>
+        <w:br/>
+      </w:r>
+      <w:r>
+        <w:rPr>
+          <w:rStyle w:val="NormalTok"/>
+        </w:rPr>
+        <w:t xml:space="preserve">  </w:t>
+      </w:r>
+      <w:r>
+        <w:rPr>
+          <w:rStyle w:val="AttributeTok"/>
+        </w:rPr>
+        <w:t xml:space="preserve">nclus =</w:t>
+      </w:r>
+      <w:r>
+        <w:rPr>
+          <w:rStyle w:val="NormalTok"/>
+        </w:rPr>
+        <w:t xml:space="preserve"> </w:t>
+      </w:r>
+      <w:r>
+        <w:rPr>
+          <w:rStyle w:val="DecValTok"/>
+        </w:rPr>
+        <w:t xml:space="preserve">3</w:t>
+      </w:r>
+      <w:r>
+        <w:rPr>
+          <w:rStyle w:val="NormalTok"/>
+        </w:rPr>
+        <w:t xml:space="preserve">,</w:t>
+      </w:r>
+      <w:r>
+        <w:br/>
+      </w:r>
+      <w:r>
+        <w:rPr>
+          <w:rStyle w:val="NormalTok"/>
+        </w:rPr>
+        <w:t xml:space="preserve">  </w:t>
+      </w:r>
+      <w:r>
+        <w:rPr>
+          <w:rStyle w:val="AttributeTok"/>
+        </w:rPr>
+        <w:t xml:space="preserve">lambdas =</w:t>
+      </w:r>
+      <w:r>
+        <w:rPr>
+          <w:rStyle w:val="NormalTok"/>
+        </w:rPr>
+        <w:t xml:space="preserve"> </w:t>
+      </w:r>
+      <w:r>
+        <w:rPr>
+          <w:rStyle w:val="FloatTok"/>
+        </w:rPr>
+        <w:t xml:space="preserve">0.1</w:t>
+      </w:r>
+      <w:r>
+        <w:rPr>
+          <w:rStyle w:val="NormalTok"/>
+        </w:rPr>
+        <w:t xml:space="preserve">,</w:t>
+      </w:r>
+      <w:r>
+        <w:br/>
+      </w:r>
+      <w:r>
+        <w:rPr>
+          <w:rStyle w:val="NormalTok"/>
+        </w:rPr>
+        <w:t xml:space="preserve">  </w:t>
+      </w:r>
+      <w:r>
+        <w:rPr>
+          <w:rStyle w:val="AttributeTok"/>
+        </w:rPr>
+        <w:t xml:space="preserve">num_cores =</w:t>
+      </w:r>
+      <w:r>
+        <w:rPr>
+          <w:rStyle w:val="NormalTok"/>
+        </w:rPr>
+        <w:t xml:space="preserve"> </w:t>
+      </w:r>
+      <w:r>
+        <w:rPr>
+          <w:rStyle w:val="DecValTok"/>
+        </w:rPr>
+        <w:t xml:space="preserve">1</w:t>
+      </w:r>
+      <w:r>
+        <w:rPr>
+          <w:rStyle w:val="NormalTok"/>
+        </w:rPr>
+        <w:t xml:space="preserve">,</w:t>
+      </w:r>
+      <w:r>
+        <w:br/>
+      </w:r>
+      <w:r>
+        <w:rPr>
+          <w:rStyle w:val="NormalTok"/>
+        </w:rPr>
+        <w:t xml:space="preserve">  </w:t>
+      </w:r>
+      <w:r>
+        <w:rPr>
+          <w:rStyle w:val="AttributeTok"/>
+        </w:rPr>
+        <w:t xml:space="preserve">add_noise =</w:t>
+      </w:r>
+      <w:r>
+        <w:rPr>
+          <w:rStyle w:val="NormalTok"/>
+        </w:rPr>
+        <w:t xml:space="preserve"> </w:t>
+      </w:r>
+      <w:r>
+        <w:rPr>
+          <w:rStyle w:val="ConstantTok"/>
+        </w:rPr>
+        <w:t xml:space="preserve">TRUE</w:t>
+      </w:r>
+      <w:r>
+        <w:rPr>
+          <w:rStyle w:val="NormalTok"/>
+        </w:rPr>
+        <w:t xml:space="preserve">,</w:t>
+      </w:r>
+      <w:r>
+        <w:br/>
+      </w:r>
+      <w:r>
+        <w:rPr>
+          <w:rStyle w:val="NormalTok"/>
+        </w:rPr>
+        <w:t xml:space="preserve">  </w:t>
+      </w:r>
+      <w:r>
+        <w:rPr>
+          <w:rStyle w:val="AttributeTok"/>
+        </w:rPr>
+        <w:t xml:space="preserve">format =</w:t>
+      </w:r>
+      <w:r>
+        <w:rPr>
+          <w:rStyle w:val="NormalTok"/>
+        </w:rPr>
+        <w:t xml:space="preserve"> </w:t>
+      </w:r>
+      <w:r>
+        <w:rPr>
+          <w:rStyle w:val="StringTok"/>
+        </w:rPr>
+        <w:t xml:space="preserve">"long"</w:t>
+      </w:r>
+      <w:r>
+        <w:br/>
+      </w:r>
+      <w:r>
+        <w:rPr>
+          <w:rStyle w:val="NormalTok"/>
+        </w:rPr>
+        <w:t xml:space="preserve">)</w:t>
+      </w:r>
+      <w:r>
+        <w:br/>
+      </w:r>
+      <w:r>
+        <w:rPr>
+          <w:rStyle w:val="CommentTok"/>
         </w:rPr>
         <w:t xml:space="preserve">#&gt; Warning: Some dimension variables are not factors.</w:t>
       </w:r>
@@ -1778,7 +3437,7 @@
       </w:r>
       <w:r>
         <w:rPr>
-          <w:rStyle w:val="VerbatimChar"/>
+          <w:rStyle w:val="CommentTok"/>
         </w:rPr>
         <w:t xml:space="preserve">#&gt; ℹ These dimensions will be ordered by first appearance.</w:t>
       </w:r>
@@ -1787,7 +3446,7 @@
       </w:r>
       <w:r>
         <w:rPr>
-          <w:rStyle w:val="VerbatimChar"/>
+          <w:rStyle w:val="CommentTok"/>
         </w:rPr>
         <w:t xml:space="preserve">#&gt; ℹ Check results using `dimnames()`.</w:t>
       </w:r>
@@ -1796,7 +3455,7 @@
       </w:r>
       <w:r>
         <w:rPr>
-          <w:rStyle w:val="VerbatimChar"/>
+          <w:rStyle w:val="CommentTok"/>
         </w:rPr>
         <w:t xml:space="preserve">#&gt; Some dimension variables are not factors.</w:t>
       </w:r>
@@ -1805,7 +3464,7 @@
       </w:r>
       <w:r>
         <w:rPr>
-          <w:rStyle w:val="VerbatimChar"/>
+          <w:rStyle w:val="CommentTok"/>
         </w:rPr>
         <w:t xml:space="preserve">#&gt; ℹ These dimensions will be ordered by first appearance.</w:t>
       </w:r>
@@ -1814,7 +3473,7 @@
       </w:r>
       <w:r>
         <w:rPr>
-          <w:rStyle w:val="VerbatimChar"/>
+          <w:rStyle w:val="CommentTok"/>
         </w:rPr>
         <w:t xml:space="preserve">#&gt; ℹ Check results using `dimnames()`.</w:t>
       </w:r>
@@ -1823,7 +3482,7 @@
       </w:r>
       <w:r>
         <w:rPr>
-          <w:rStyle w:val="VerbatimChar"/>
+          <w:rStyle w:val="CommentTok"/>
         </w:rPr>
         <w:t xml:space="preserve">#&gt; Some dimension variables are not factors.</w:t>
       </w:r>
@@ -1832,7 +3491,7 @@
       </w:r>
       <w:r>
         <w:rPr>
-          <w:rStyle w:val="VerbatimChar"/>
+          <w:rStyle w:val="CommentTok"/>
         </w:rPr>
         <w:t xml:space="preserve">#&gt; ℹ These dimensions will be ordered by first appearance.</w:t>
       </w:r>
@@ -1841,7 +3500,7 @@
       </w:r>
       <w:r>
         <w:rPr>
-          <w:rStyle w:val="VerbatimChar"/>
+          <w:rStyle w:val="CommentTok"/>
         </w:rPr>
         <w:t xml:space="preserve">#&gt; ℹ Check results using `dimnames()`.</w:t>
       </w:r>
@@ -1849,8 +3508,26 @@
         <w:br/>
       </w:r>
       <w:r>
-        <w:rPr>
-          <w:rStyle w:val="VerbatimChar"/>
+        <w:br/>
+      </w:r>
+      <w:r>
+        <w:rPr>
+          <w:rStyle w:val="FunctionTok"/>
+        </w:rPr>
+        <w:t xml:space="preserve">nrow</w:t>
+      </w:r>
+      <w:r>
+        <w:rPr>
+          <w:rStyle w:val="NormalTok"/>
+        </w:rPr>
+        <w:t xml:space="preserve">(multiple_sims)</w:t>
+      </w:r>
+      <w:r>
+        <w:br/>
+      </w:r>
+      <w:r>
+        <w:rPr>
+          <w:rStyle w:val="CommentTok"/>
         </w:rPr>
         <w:t xml:space="preserve">#&gt; [1] 600</w:t>
       </w:r>

--- a/dev/vignettes/articles/version-crosswalk-1.3-to-1.4.docx
+++ b/dev/vignettes/articles/version-crosswalk-1.3-to-1.4.docx
@@ -23,7 +23,7 @@
         <w:pStyle w:val="Date"/>
       </w:pPr>
       <w:r>
-        <w:t xml:space="preserve">2026-07-26</w:t>
+        <w:t xml:space="preserve">2026-07-27</w:t>
       </w:r>
     </w:p>
     <w:bookmarkStart w:id="9" w:name="overview"/>
@@ -3049,7 +3049,7 @@
         <w:rPr>
           <w:rStyle w:val="CommentTok"/>
         </w:rPr>
-        <w:t xml:space="preserve">#&gt;     age id    antigen_iso value</w:t>
+        <w:t xml:space="preserve">#&gt;     age id    antigen_iso   value</w:t>
       </w:r>
       <w:r>
         <w:br/>
@@ -3058,7 +3058,7 @@
         <w:rPr>
           <w:rStyle w:val="CommentTok"/>
         </w:rPr>
-        <w:t xml:space="preserve">#&gt;   &lt;dbl&gt; &lt;chr&gt; &lt;chr&gt;       &lt;dbl&gt;</w:t>
+        <w:t xml:space="preserve">#&gt;   &lt;dbl&gt; &lt;chr&gt; &lt;chr&gt;         &lt;dbl&gt;</w:t>
       </w:r>
       <w:r>
         <w:br/>
@@ -3067,7 +3067,7 @@
         <w:rPr>
           <w:rStyle w:val="CommentTok"/>
         </w:rPr>
-        <w:t xml:space="preserve">#&gt; 1 19.2  1     HlyE_IgA    0.484</w:t>
+        <w:t xml:space="preserve">#&gt; 1 18.8  1     HlyE_IgA      6.39 </w:t>
       </w:r>
       <w:r>
         <w:br/>
@@ -3076,7 +3076,7 @@
         <w:rPr>
           <w:rStyle w:val="CommentTok"/>
         </w:rPr>
-        <w:t xml:space="preserve">#&gt; 2 19.2  1     HlyE_IgG    1.46 </w:t>
+        <w:t xml:space="preserve">#&gt; 2 18.8  1     HlyE_IgG      1.71 </w:t>
       </w:r>
       <w:r>
         <w:br/>
@@ -3085,7 +3085,7 @@
         <w:rPr>
           <w:rStyle w:val="CommentTok"/>
         </w:rPr>
-        <w:t xml:space="preserve">#&gt; 3 13.1  2     HlyE_IgA    1.17 </w:t>
+        <w:t xml:space="preserve">#&gt; 3 19.0  2     HlyE_IgA     33.4  </w:t>
       </w:r>
       <w:r>
         <w:br/>
@@ -3094,7 +3094,7 @@
         <w:rPr>
           <w:rStyle w:val="CommentTok"/>
         </w:rPr>
-        <w:t xml:space="preserve">#&gt; 4 13.1  2     HlyE_IgG    0.767</w:t>
+        <w:t xml:space="preserve">#&gt; 4 19.0  2     HlyE_IgG    617.   </w:t>
       </w:r>
       <w:r>
         <w:br/>
@@ -3103,7 +3103,7 @@
         <w:rPr>
           <w:rStyle w:val="CommentTok"/>
         </w:rPr>
-        <w:t xml:space="preserve">#&gt; 5  9.05 3     HlyE_IgA    0.715</w:t>
+        <w:t xml:space="preserve">#&gt; 5  4.03 3     HlyE_IgA      0.491</w:t>
       </w:r>
       <w:r>
         <w:br/>
@@ -3112,7 +3112,7 @@
         <w:rPr>
           <w:rStyle w:val="CommentTok"/>
         </w:rPr>
-        <w:t xml:space="preserve">#&gt; 6  9.05 3     HlyE_IgG    0.703</w:t>
+        <w:t xml:space="preserve">#&gt; 6  4.03 3     HlyE_IgG      0.326</w:t>
       </w:r>
       <w:r>
         <w:br/>

--- a/dev/vignettes/articles/version-crosswalk-1.3-to-1.4.docx
+++ b/dev/vignettes/articles/version-crosswalk-1.3-to-1.4.docx
@@ -23,7 +23,7 @@
         <w:pStyle w:val="Date"/>
       </w:pPr>
       <w:r>
-        <w:t xml:space="preserve">2026-07-27</w:t>
+        <w:t xml:space="preserve">2026-07-28</w:t>
       </w:r>
     </w:p>
     <w:bookmarkStart w:id="9" w:name="overview"/>
@@ -3067,7 +3067,7 @@
         <w:rPr>
           <w:rStyle w:val="CommentTok"/>
         </w:rPr>
-        <w:t xml:space="preserve">#&gt; 1 18.8  1     HlyE_IgA      6.39 </w:t>
+        <w:t xml:space="preserve">#&gt; 1  9.98 1     HlyE_IgA      5.98 </w:t>
       </w:r>
       <w:r>
         <w:br/>
@@ -3076,7 +3076,7 @@
         <w:rPr>
           <w:rStyle w:val="CommentTok"/>
         </w:rPr>
-        <w:t xml:space="preserve">#&gt; 2 18.8  1     HlyE_IgG      1.71 </w:t>
+        <w:t xml:space="preserve">#&gt; 2  9.98 1     HlyE_IgG    131.   </w:t>
       </w:r>
       <w:r>
         <w:br/>
@@ -3085,7 +3085,7 @@
         <w:rPr>
           <w:rStyle w:val="CommentTok"/>
         </w:rPr>
-        <w:t xml:space="preserve">#&gt; 3 19.0  2     HlyE_IgA     33.4  </w:t>
+        <w:t xml:space="preserve">#&gt; 3  4.51 2     HlyE_IgA      1.63 </w:t>
       </w:r>
       <w:r>
         <w:br/>
@@ -3094,7 +3094,7 @@
         <w:rPr>
           <w:rStyle w:val="CommentTok"/>
         </w:rPr>
-        <w:t xml:space="preserve">#&gt; 4 19.0  2     HlyE_IgG    617.   </w:t>
+        <w:t xml:space="preserve">#&gt; 4  4.51 2     HlyE_IgG      3.78 </w:t>
       </w:r>
       <w:r>
         <w:br/>
@@ -3103,7 +3103,7 @@
         <w:rPr>
           <w:rStyle w:val="CommentTok"/>
         </w:rPr>
-        <w:t xml:space="preserve">#&gt; 5  4.03 3     HlyE_IgA      0.491</w:t>
+        <w:t xml:space="preserve">#&gt; 5 17.2  3     HlyE_IgA      0.973</w:t>
       </w:r>
       <w:r>
         <w:br/>
@@ -3112,7 +3112,7 @@
         <w:rPr>
           <w:rStyle w:val="CommentTok"/>
         </w:rPr>
-        <w:t xml:space="preserve">#&gt; 6  4.03 3     HlyE_IgG      0.326</w:t>
+        <w:t xml:space="preserve">#&gt; 6 17.2  3     HlyE_IgG      1.99</w:t>
       </w:r>
       <w:r>
         <w:br/>

--- a/dev/vignettes/articles/version-crosswalk-1.3-to-1.4.docx
+++ b/dev/vignettes/articles/version-crosswalk-1.3-to-1.4.docx
@@ -23,7 +23,7 @@
         <w:pStyle w:val="Date"/>
       </w:pPr>
       <w:r>
-        <w:t xml:space="preserve">2026-07-28</w:t>
+        <w:t xml:space="preserve">2026-07-30</w:t>
       </w:r>
     </w:p>
     <w:bookmarkStart w:id="9" w:name="overview"/>
@@ -3049,7 +3049,7 @@
         <w:rPr>
           <w:rStyle w:val="CommentTok"/>
         </w:rPr>
-        <w:t xml:space="preserve">#&gt;     age id    antigen_iso   value</w:t>
+        <w:t xml:space="preserve">#&gt;     age id    antigen_iso value</w:t>
       </w:r>
       <w:r>
         <w:br/>
@@ -3058,7 +3058,7 @@
         <w:rPr>
           <w:rStyle w:val="CommentTok"/>
         </w:rPr>
-        <w:t xml:space="preserve">#&gt;   &lt;dbl&gt; &lt;chr&gt; &lt;chr&gt;         &lt;dbl&gt;</w:t>
+        <w:t xml:space="preserve">#&gt;   &lt;dbl&gt; &lt;chr&gt; &lt;chr&gt;       &lt;dbl&gt;</w:t>
       </w:r>
       <w:r>
         <w:br/>
@@ -3067,7 +3067,7 @@
         <w:rPr>
           <w:rStyle w:val="CommentTok"/>
         </w:rPr>
-        <w:t xml:space="preserve">#&gt; 1  9.98 1     HlyE_IgA      5.98 </w:t>
+        <w:t xml:space="preserve">#&gt; 1  8.12 1     HlyE_IgA    0.559</w:t>
       </w:r>
       <w:r>
         <w:br/>
@@ -3076,7 +3076,7 @@
         <w:rPr>
           <w:rStyle w:val="CommentTok"/>
         </w:rPr>
-        <w:t xml:space="preserve">#&gt; 2  9.98 1     HlyE_IgG    131.   </w:t>
+        <w:t xml:space="preserve">#&gt; 2  8.12 1     HlyE_IgG    0.459</w:t>
       </w:r>
       <w:r>
         <w:br/>
@@ -3085,7 +3085,7 @@
         <w:rPr>
           <w:rStyle w:val="CommentTok"/>
         </w:rPr>
-        <w:t xml:space="preserve">#&gt; 3  4.51 2     HlyE_IgA      1.63 </w:t>
+        <w:t xml:space="preserve">#&gt; 3  3.94 2     HlyE_IgA    0.336</w:t>
       </w:r>
       <w:r>
         <w:br/>
@@ -3094,7 +3094,7 @@
         <w:rPr>
           <w:rStyle w:val="CommentTok"/>
         </w:rPr>
-        <w:t xml:space="preserve">#&gt; 4  4.51 2     HlyE_IgG      3.78 </w:t>
+        <w:t xml:space="preserve">#&gt; 4  3.94 2     HlyE_IgG    0.267</w:t>
       </w:r>
       <w:r>
         <w:br/>
@@ -3103,7 +3103,7 @@
         <w:rPr>
           <w:rStyle w:val="CommentTok"/>
         </w:rPr>
-        <w:t xml:space="preserve">#&gt; 5 17.2  3     HlyE_IgA      0.973</w:t>
+        <w:t xml:space="preserve">#&gt; 5  0.08 3     HlyE_IgA    0.615</w:t>
       </w:r>
       <w:r>
         <w:br/>
@@ -3112,7 +3112,7 @@
         <w:rPr>
           <w:rStyle w:val="CommentTok"/>
         </w:rPr>
-        <w:t xml:space="preserve">#&gt; 6 17.2  3     HlyE_IgG      1.99</w:t>
+        <w:t xml:space="preserve">#&gt; 6  0.08 3     HlyE_IgG    0.708</w:t>
       </w:r>
       <w:r>
         <w:br/>

--- a/dev/vignettes/articles/version-crosswalk-1.3-to-1.4.docx
+++ b/dev/vignettes/articles/version-crosswalk-1.3-to-1.4.docx
@@ -23,7 +23,7 @@
         <w:pStyle w:val="Date"/>
       </w:pPr>
       <w:r>
-        <w:t xml:space="preserve">2026-07-30</w:t>
+        <w:t xml:space="preserve">2026-07-31</w:t>
       </w:r>
     </w:p>
     <w:bookmarkStart w:id="9" w:name="overview"/>
@@ -3067,7 +3067,7 @@
         <w:rPr>
           <w:rStyle w:val="CommentTok"/>
         </w:rPr>
-        <w:t xml:space="preserve">#&gt; 1  8.12 1     HlyE_IgA    0.559</w:t>
+        <w:t xml:space="preserve">#&gt; 1  1.82 1     HlyE_IgA    0.567</w:t>
       </w:r>
       <w:r>
         <w:br/>
@@ -3076,7 +3076,7 @@
         <w:rPr>
           <w:rStyle w:val="CommentTok"/>
         </w:rPr>
-        <w:t xml:space="preserve">#&gt; 2  8.12 1     HlyE_IgG    0.459</w:t>
+        <w:t xml:space="preserve">#&gt; 2  1.82 1     HlyE_IgG    0.497</w:t>
       </w:r>
       <w:r>
         <w:br/>
@@ -3085,7 +3085,7 @@
         <w:rPr>
           <w:rStyle w:val="CommentTok"/>
         </w:rPr>
-        <w:t xml:space="preserve">#&gt; 3  3.94 2     HlyE_IgA    0.336</w:t>
+        <w:t xml:space="preserve">#&gt; 3 16.2  2     HlyE_IgA    4.19 </w:t>
       </w:r>
       <w:r>
         <w:br/>
@@ -3094,7 +3094,7 @@
         <w:rPr>
           <w:rStyle w:val="CommentTok"/>
         </w:rPr>
-        <w:t xml:space="preserve">#&gt; 4  3.94 2     HlyE_IgG    0.267</w:t>
+        <w:t xml:space="preserve">#&gt; 4 16.2  2     HlyE_IgG    5.49 </w:t>
       </w:r>
       <w:r>
         <w:br/>
@@ -3103,7 +3103,7 @@
         <w:rPr>
           <w:rStyle w:val="CommentTok"/>
         </w:rPr>
-        <w:t xml:space="preserve">#&gt; 5  0.08 3     HlyE_IgA    0.615</w:t>
+        <w:t xml:space="preserve">#&gt; 5 14.9  3     HlyE_IgA    0.677</w:t>
       </w:r>
       <w:r>
         <w:br/>
@@ -3112,7 +3112,7 @@
         <w:rPr>
           <w:rStyle w:val="CommentTok"/>
         </w:rPr>
-        <w:t xml:space="preserve">#&gt; 6  0.08 3     HlyE_IgG    0.708</w:t>
+        <w:t xml:space="preserve">#&gt; 6 14.9  3     HlyE_IgG    0.927</w:t>
       </w:r>
       <w:r>
         <w:br/>

--- a/dev/vignettes/articles/version-crosswalk-1.3-to-1.4.docx
+++ b/dev/vignettes/articles/version-crosswalk-1.3-to-1.4.docx
@@ -3049,7 +3049,7 @@
         <w:rPr>
           <w:rStyle w:val="CommentTok"/>
         </w:rPr>
-        <w:t xml:space="preserve">#&gt;     age id    antigen_iso value</w:t>
+        <w:t xml:space="preserve">#&gt;     age id    antigen_iso  value</w:t>
       </w:r>
       <w:r>
         <w:br/>
@@ -3058,7 +3058,7 @@
         <w:rPr>
           <w:rStyle w:val="CommentTok"/>
         </w:rPr>
-        <w:t xml:space="preserve">#&gt;   &lt;dbl&gt; &lt;chr&gt; &lt;chr&gt;       &lt;dbl&gt;</w:t>
+        <w:t xml:space="preserve">#&gt;   &lt;dbl&gt; &lt;chr&gt; &lt;chr&gt;        &lt;dbl&gt;</w:t>
       </w:r>
       <w:r>
         <w:br/>
@@ -3067,7 +3067,7 @@
         <w:rPr>
           <w:rStyle w:val="CommentTok"/>
         </w:rPr>
-        <w:t xml:space="preserve">#&gt; 1  1.82 1     HlyE_IgA    0.567</w:t>
+        <w:t xml:space="preserve">#&gt; 1  18.2 1     HlyE_IgA     5.95 </w:t>
       </w:r>
       <w:r>
         <w:br/>
@@ -3076,7 +3076,7 @@
         <w:rPr>
           <w:rStyle w:val="CommentTok"/>
         </w:rPr>
-        <w:t xml:space="preserve">#&gt; 2  1.82 1     HlyE_IgG    0.497</w:t>
+        <w:t xml:space="preserve">#&gt; 2  18.2 1     HlyE_IgG    16.7  </w:t>
       </w:r>
       <w:r>
         <w:br/>
@@ -3085,7 +3085,7 @@
         <w:rPr>
           <w:rStyle w:val="CommentTok"/>
         </w:rPr>
-        <w:t xml:space="preserve">#&gt; 3 16.2  2     HlyE_IgA    4.19 </w:t>
+        <w:t xml:space="preserve">#&gt; 3  18.6 2     HlyE_IgA     2.90 </w:t>
       </w:r>
       <w:r>
         <w:br/>
@@ -3094,7 +3094,7 @@
         <w:rPr>
           <w:rStyle w:val="CommentTok"/>
         </w:rPr>
-        <w:t xml:space="preserve">#&gt; 4 16.2  2     HlyE_IgG    5.49 </w:t>
+        <w:t xml:space="preserve">#&gt; 4  18.6 2     HlyE_IgG    57.7  </w:t>
       </w:r>
       <w:r>
         <w:br/>
@@ -3103,7 +3103,7 @@
         <w:rPr>
           <w:rStyle w:val="CommentTok"/>
         </w:rPr>
-        <w:t xml:space="preserve">#&gt; 5 14.9  3     HlyE_IgA    0.677</w:t>
+        <w:t xml:space="preserve">#&gt; 5  19.6 3     HlyE_IgA     2.04 </w:t>
       </w:r>
       <w:r>
         <w:br/>
@@ -3112,7 +3112,7 @@
         <w:rPr>
           <w:rStyle w:val="CommentTok"/>
         </w:rPr>
-        <w:t xml:space="preserve">#&gt; 6 14.9  3     HlyE_IgG    0.927</w:t>
+        <w:t xml:space="preserve">#&gt; 6  19.6 3     HlyE_IgG     0.777</w:t>
       </w:r>
       <w:r>
         <w:br/>

--- a/dev/vignettes/articles/version-crosswalk-1.3-to-1.4.docx
+++ b/dev/vignettes/articles/version-crosswalk-1.3-to-1.4.docx
@@ -23,7 +23,7 @@
         <w:pStyle w:val="Date"/>
       </w:pPr>
       <w:r>
-        <w:t xml:space="preserve">2026-07-31</w:t>
+        <w:t xml:space="preserve">2026-08-07</w:t>
       </w:r>
     </w:p>
     <w:bookmarkStart w:id="9" w:name="overview"/>
@@ -3049,7 +3049,7 @@
         <w:rPr>
           <w:rStyle w:val="CommentTok"/>
         </w:rPr>
-        <w:t xml:space="preserve">#&gt;     age id    antigen_iso  value</w:t>
+        <w:t xml:space="preserve">#&gt;     age id    antigen_iso value</w:t>
       </w:r>
       <w:r>
         <w:br/>
@@ -3058,7 +3058,7 @@
         <w:rPr>
           <w:rStyle w:val="CommentTok"/>
         </w:rPr>
-        <w:t xml:space="preserve">#&gt;   &lt;dbl&gt; &lt;chr&gt; &lt;chr&gt;        &lt;dbl&gt;</w:t>
+        <w:t xml:space="preserve">#&gt;   &lt;dbl&gt; &lt;chr&gt; &lt;chr&gt;       &lt;dbl&gt;</w:t>
       </w:r>
       <w:r>
         <w:br/>
@@ -3067,7 +3067,7 @@
         <w:rPr>
           <w:rStyle w:val="CommentTok"/>
         </w:rPr>
-        <w:t xml:space="preserve">#&gt; 1  18.2 1     HlyE_IgA     5.95 </w:t>
+        <w:t xml:space="preserve">#&gt; 1  1.98 1     HlyE_IgA    1.41 </w:t>
       </w:r>
       <w:r>
         <w:br/>
@@ -3076,7 +3076,7 @@
         <w:rPr>
           <w:rStyle w:val="CommentTok"/>
         </w:rPr>
-        <w:t xml:space="preserve">#&gt; 2  18.2 1     HlyE_IgG    16.7  </w:t>
+        <w:t xml:space="preserve">#&gt; 2  1.98 1     HlyE_IgG    8.65 </w:t>
       </w:r>
       <w:r>
         <w:br/>
@@ -3085,7 +3085,7 @@
         <w:rPr>
           <w:rStyle w:val="CommentTok"/>
         </w:rPr>
-        <w:t xml:space="preserve">#&gt; 3  18.6 2     HlyE_IgA     2.90 </w:t>
+        <w:t xml:space="preserve">#&gt; 3  8.59 2     HlyE_IgA    2.19 </w:t>
       </w:r>
       <w:r>
         <w:br/>
@@ -3094,7 +3094,7 @@
         <w:rPr>
           <w:rStyle w:val="CommentTok"/>
         </w:rPr>
-        <w:t xml:space="preserve">#&gt; 4  18.6 2     HlyE_IgG    57.7  </w:t>
+        <w:t xml:space="preserve">#&gt; 4  8.59 2     HlyE_IgG    5.87 </w:t>
       </w:r>
       <w:r>
         <w:br/>
@@ -3103,7 +3103,7 @@
         <w:rPr>
           <w:rStyle w:val="CommentTok"/>
         </w:rPr>
-        <w:t xml:space="preserve">#&gt; 5  19.6 3     HlyE_IgA     2.04 </w:t>
+        <w:t xml:space="preserve">#&gt; 5 15.2  3     HlyE_IgA    0.791</w:t>
       </w:r>
       <w:r>
         <w:br/>
@@ -3112,7 +3112,7 @@
         <w:rPr>
           <w:rStyle w:val="CommentTok"/>
         </w:rPr>
-        <w:t xml:space="preserve">#&gt; 6  19.6 3     HlyE_IgG     0.777</w:t>
+        <w:t xml:space="preserve">#&gt; 6 15.2  3     HlyE_IgG    2.55</w:t>
       </w:r>
       <w:r>
         <w:br/>

--- a/dev/vignettes/articles/version-crosswalk-1.3-to-1.4.docx
+++ b/dev/vignettes/articles/version-crosswalk-1.3-to-1.4.docx
@@ -3049,7 +3049,7 @@
         <w:rPr>
           <w:rStyle w:val="CommentTok"/>
         </w:rPr>
-        <w:t xml:space="preserve">#&gt;     age id    antigen_iso value</w:t>
+        <w:t xml:space="preserve">#&gt;     age id    antigen_iso  value</w:t>
       </w:r>
       <w:r>
         <w:br/>
@@ -3058,7 +3058,7 @@
         <w:rPr>
           <w:rStyle w:val="CommentTok"/>
         </w:rPr>
-        <w:t xml:space="preserve">#&gt;   &lt;dbl&gt; &lt;chr&gt; &lt;chr&gt;       &lt;dbl&gt;</w:t>
+        <w:t xml:space="preserve">#&gt;   &lt;dbl&gt; &lt;chr&gt; &lt;chr&gt;        &lt;dbl&gt;</w:t>
       </w:r>
       <w:r>
         <w:br/>
@@ -3067,7 +3067,7 @@
         <w:rPr>
           <w:rStyle w:val="CommentTok"/>
         </w:rPr>
-        <w:t xml:space="preserve">#&gt; 1  1.98 1     HlyE_IgA    1.41 </w:t>
+        <w:t xml:space="preserve">#&gt; 1  2.18 1     HlyE_IgA     0.766</w:t>
       </w:r>
       <w:r>
         <w:br/>
@@ -3076,7 +3076,7 @@
         <w:rPr>
           <w:rStyle w:val="CommentTok"/>
         </w:rPr>
-        <w:t xml:space="preserve">#&gt; 2  1.98 1     HlyE_IgG    8.65 </w:t>
+        <w:t xml:space="preserve">#&gt; 2  2.18 1     HlyE_IgG     0.386</w:t>
       </w:r>
       <w:r>
         <w:br/>
@@ -3085,7 +3085,7 @@
         <w:rPr>
           <w:rStyle w:val="CommentTok"/>
         </w:rPr>
-        <w:t xml:space="preserve">#&gt; 3  8.59 2     HlyE_IgA    2.19 </w:t>
+        <w:t xml:space="preserve">#&gt; 3 10.8  2     HlyE_IgA     1.48 </w:t>
       </w:r>
       <w:r>
         <w:br/>
@@ -3094,7 +3094,7 @@
         <w:rPr>
           <w:rStyle w:val="CommentTok"/>
         </w:rPr>
-        <w:t xml:space="preserve">#&gt; 4  8.59 2     HlyE_IgG    5.87 </w:t>
+        <w:t xml:space="preserve">#&gt; 4 10.8  2     HlyE_IgG     1.39 </w:t>
       </w:r>
       <w:r>
         <w:br/>
@@ -3103,7 +3103,7 @@
         <w:rPr>
           <w:rStyle w:val="CommentTok"/>
         </w:rPr>
-        <w:t xml:space="preserve">#&gt; 5 15.2  3     HlyE_IgA    0.791</w:t>
+        <w:t xml:space="preserve">#&gt; 5 19.2  3     HlyE_IgA    45.4  </w:t>
       </w:r>
       <w:r>
         <w:br/>
@@ -3112,7 +3112,7 @@
         <w:rPr>
           <w:rStyle w:val="CommentTok"/>
         </w:rPr>
-        <w:t xml:space="preserve">#&gt; 6 15.2  3     HlyE_IgG    2.55</w:t>
+        <w:t xml:space="preserve">#&gt; 6 19.2  3     HlyE_IgG    57.0</w:t>
       </w:r>
       <w:r>
         <w:br/>

--- a/dev/vignettes/articles/version-crosswalk-1.3-to-1.4.docx
+++ b/dev/vignettes/articles/version-crosswalk-1.3-to-1.4.docx
@@ -23,7 +23,7 @@
         <w:pStyle w:val="Date"/>
       </w:pPr>
       <w:r>
-        <w:t xml:space="preserve">2026-08-07</w:t>
+        <w:t xml:space="preserve">2026-08-08</w:t>
       </w:r>
     </w:p>
     <w:bookmarkStart w:id="9" w:name="overview"/>
@@ -3049,7 +3049,7 @@
         <w:rPr>
           <w:rStyle w:val="CommentTok"/>
         </w:rPr>
-        <w:t xml:space="preserve">#&gt;     age id    antigen_iso  value</w:t>
+        <w:t xml:space="preserve">#&gt;     age id    antigen_iso value</w:t>
       </w:r>
       <w:r>
         <w:br/>
@@ -3058,7 +3058,7 @@
         <w:rPr>
           <w:rStyle w:val="CommentTok"/>
         </w:rPr>
-        <w:t xml:space="preserve">#&gt;   &lt;dbl&gt; &lt;chr&gt; &lt;chr&gt;        &lt;dbl&gt;</w:t>
+        <w:t xml:space="preserve">#&gt;   &lt;dbl&gt; &lt;chr&gt; &lt;chr&gt;       &lt;dbl&gt;</w:t>
       </w:r>
       <w:r>
         <w:br/>
@@ -3067,7 +3067,7 @@
         <w:rPr>
           <w:rStyle w:val="CommentTok"/>
         </w:rPr>
-        <w:t xml:space="preserve">#&gt; 1  2.18 1     HlyE_IgA     0.766</w:t>
+        <w:t xml:space="preserve">#&gt; 1 16.4  1     HlyE_IgA    0.695</w:t>
       </w:r>
       <w:r>
         <w:br/>
@@ -3076,7 +3076,7 @@
         <w:rPr>
           <w:rStyle w:val="CommentTok"/>
         </w:rPr>
-        <w:t xml:space="preserve">#&gt; 2  2.18 1     HlyE_IgG     0.386</w:t>
+        <w:t xml:space="preserve">#&gt; 2 16.4  1     HlyE_IgG    0.706</w:t>
       </w:r>
       <w:r>
         <w:br/>
@@ -3085,7 +3085,7 @@
         <w:rPr>
           <w:rStyle w:val="CommentTok"/>
         </w:rPr>
-        <w:t xml:space="preserve">#&gt; 3 10.8  2     HlyE_IgA     1.48 </w:t>
+        <w:t xml:space="preserve">#&gt; 3 16.4  2     HlyE_IgA    0.419</w:t>
       </w:r>
       <w:r>
         <w:br/>
@@ -3094,7 +3094,7 @@
         <w:rPr>
           <w:rStyle w:val="CommentTok"/>
         </w:rPr>
-        <w:t xml:space="preserve">#&gt; 4 10.8  2     HlyE_IgG     1.39 </w:t>
+        <w:t xml:space="preserve">#&gt; 4 16.4  2     HlyE_IgG    0.575</w:t>
       </w:r>
       <w:r>
         <w:br/>
@@ -3103,7 +3103,7 @@
         <w:rPr>
           <w:rStyle w:val="CommentTok"/>
         </w:rPr>
-        <w:t xml:space="preserve">#&gt; 5 19.2  3     HlyE_IgA    45.4  </w:t>
+        <w:t xml:space="preserve">#&gt; 5  9.86 3     HlyE_IgA    2.49 </w:t>
       </w:r>
       <w:r>
         <w:br/>
@@ -3112,7 +3112,7 @@
         <w:rPr>
           <w:rStyle w:val="CommentTok"/>
         </w:rPr>
-        <w:t xml:space="preserve">#&gt; 6 19.2  3     HlyE_IgG    57.0</w:t>
+        <w:t xml:space="preserve">#&gt; 6  9.86 3     HlyE_IgG    2.52</w:t>
       </w:r>
       <w:r>
         <w:br/>

--- a/dev/vignettes/articles/version-crosswalk-1.3-to-1.4.docx
+++ b/dev/vignettes/articles/version-crosswalk-1.3-to-1.4.docx
@@ -3067,7 +3067,7 @@
         <w:rPr>
           <w:rStyle w:val="CommentTok"/>
         </w:rPr>
-        <w:t xml:space="preserve">#&gt; 1 16.4  1     HlyE_IgA    0.695</w:t>
+        <w:t xml:space="preserve">#&gt; 1  10.7 1     HlyE_IgA    1.31 </w:t>
       </w:r>
       <w:r>
         <w:br/>
@@ -3076,7 +3076,7 @@
         <w:rPr>
           <w:rStyle w:val="CommentTok"/>
         </w:rPr>
-        <w:t xml:space="preserve">#&gt; 2 16.4  1     HlyE_IgG    0.706</w:t>
+        <w:t xml:space="preserve">#&gt; 2  10.7 1     HlyE_IgG    1.61 </w:t>
       </w:r>
       <w:r>
         <w:br/>
@@ -3085,7 +3085,7 @@
         <w:rPr>
           <w:rStyle w:val="CommentTok"/>
         </w:rPr>
-        <w:t xml:space="preserve">#&gt; 3 16.4  2     HlyE_IgA    0.419</w:t>
+        <w:t xml:space="preserve">#&gt; 3  11.8 2     HlyE_IgA    0.500</w:t>
       </w:r>
       <w:r>
         <w:br/>
@@ -3094,7 +3094,7 @@
         <w:rPr>
           <w:rStyle w:val="CommentTok"/>
         </w:rPr>
-        <w:t xml:space="preserve">#&gt; 4 16.4  2     HlyE_IgG    0.575</w:t>
+        <w:t xml:space="preserve">#&gt; 4  11.8 2     HlyE_IgG    7.63 </w:t>
       </w:r>
       <w:r>
         <w:br/>
@@ -3103,7 +3103,7 @@
         <w:rPr>
           <w:rStyle w:val="CommentTok"/>
         </w:rPr>
-        <w:t xml:space="preserve">#&gt; 5  9.86 3     HlyE_IgA    2.49 </w:t>
+        <w:t xml:space="preserve">#&gt; 5  11.2 3     HlyE_IgA    0.444</w:t>
       </w:r>
       <w:r>
         <w:br/>
@@ -3112,7 +3112,7 @@
         <w:rPr>
           <w:rStyle w:val="CommentTok"/>
         </w:rPr>
-        <w:t xml:space="preserve">#&gt; 6  9.86 3     HlyE_IgG    2.52</w:t>
+        <w:t xml:space="preserve">#&gt; 6  11.2 3     HlyE_IgG    0.296</w:t>
       </w:r>
       <w:r>
         <w:br/>

--- a/dev/vignettes/articles/version-crosswalk-1.3-to-1.4.docx
+++ b/dev/vignettes/articles/version-crosswalk-1.3-to-1.4.docx
@@ -3049,7 +3049,7 @@
         <w:rPr>
           <w:rStyle w:val="CommentTok"/>
         </w:rPr>
-        <w:t xml:space="preserve">#&gt;     age id    antigen_iso value</w:t>
+        <w:t xml:space="preserve">#&gt;     age id    antigen_iso  value</w:t>
       </w:r>
       <w:r>
         <w:br/>
@@ -3058,7 +3058,7 @@
         <w:rPr>
           <w:rStyle w:val="CommentTok"/>
         </w:rPr>
-        <w:t xml:space="preserve">#&gt;   &lt;dbl&gt; &lt;chr&gt; &lt;chr&gt;       &lt;dbl&gt;</w:t>
+        <w:t xml:space="preserve">#&gt;   &lt;dbl&gt; &lt;chr&gt; &lt;chr&gt;        &lt;dbl&gt;</w:t>
       </w:r>
       <w:r>
         <w:br/>
@@ -3067,7 +3067,7 @@
         <w:rPr>
           <w:rStyle w:val="CommentTok"/>
         </w:rPr>
-        <w:t xml:space="preserve">#&gt; 1  10.7 1     HlyE_IgA    1.31 </w:t>
+        <w:t xml:space="preserve">#&gt; 1  6.8  1     HlyE_IgA     1.60 </w:t>
       </w:r>
       <w:r>
         <w:br/>
@@ -3076,7 +3076,7 @@
         <w:rPr>
           <w:rStyle w:val="CommentTok"/>
         </w:rPr>
-        <w:t xml:space="preserve">#&gt; 2  10.7 1     HlyE_IgG    1.61 </w:t>
+        <w:t xml:space="preserve">#&gt; 2  6.8  1     HlyE_IgG     8.21 </w:t>
       </w:r>
       <w:r>
         <w:br/>
@@ -3085,7 +3085,7 @@
         <w:rPr>
           <w:rStyle w:val="CommentTok"/>
         </w:rPr>
-        <w:t xml:space="preserve">#&gt; 3  11.8 2     HlyE_IgA    0.500</w:t>
+        <w:t xml:space="preserve">#&gt; 3  7.84 2     HlyE_IgA    15.0  </w:t>
       </w:r>
       <w:r>
         <w:br/>
@@ -3094,7 +3094,7 @@
         <w:rPr>
           <w:rStyle w:val="CommentTok"/>
         </w:rPr>
-        <w:t xml:space="preserve">#&gt; 4  11.8 2     HlyE_IgG    7.63 </w:t>
+        <w:t xml:space="preserve">#&gt; 4  7.84 2     HlyE_IgG     5.74 </w:t>
       </w:r>
       <w:r>
         <w:br/>
@@ -3103,7 +3103,7 @@
         <w:rPr>
           <w:rStyle w:val="CommentTok"/>
         </w:rPr>
-        <w:t xml:space="preserve">#&gt; 5  11.2 3     HlyE_IgA    0.444</w:t>
+        <w:t xml:space="preserve">#&gt; 5  1.26 3     HlyE_IgA     0.693</w:t>
       </w:r>
       <w:r>
         <w:br/>
@@ -3112,7 +3112,7 @@
         <w:rPr>
           <w:rStyle w:val="CommentTok"/>
         </w:rPr>
-        <w:t xml:space="preserve">#&gt; 6  11.2 3     HlyE_IgG    0.296</w:t>
+        <w:t xml:space="preserve">#&gt; 6  1.26 3     HlyE_IgG     0.548</w:t>
       </w:r>
       <w:r>
         <w:br/>

--- a/dev/vignettes/articles/version-crosswalk-1.3-to-1.4.docx
+++ b/dev/vignettes/articles/version-crosswalk-1.3-to-1.4.docx
@@ -3049,7 +3049,7 @@
         <w:rPr>
           <w:rStyle w:val="CommentTok"/>
         </w:rPr>
-        <w:t xml:space="preserve">#&gt;     age id    antigen_iso  value</w:t>
+        <w:t xml:space="preserve">#&gt;     age id    antigen_iso value</w:t>
       </w:r>
       <w:r>
         <w:br/>
@@ -3058,7 +3058,7 @@
         <w:rPr>
           <w:rStyle w:val="CommentTok"/>
         </w:rPr>
-        <w:t xml:space="preserve">#&gt;   &lt;dbl&gt; &lt;chr&gt; &lt;chr&gt;        &lt;dbl&gt;</w:t>
+        <w:t xml:space="preserve">#&gt;   &lt;dbl&gt; &lt;chr&gt; &lt;chr&gt;       &lt;dbl&gt;</w:t>
       </w:r>
       <w:r>
         <w:br/>
@@ -3067,7 +3067,7 @@
         <w:rPr>
           <w:rStyle w:val="CommentTok"/>
         </w:rPr>
-        <w:t xml:space="preserve">#&gt; 1  6.8  1     HlyE_IgA     1.60 </w:t>
+        <w:t xml:space="preserve">#&gt; 1 17.9  1     HlyE_IgA    0.531</w:t>
       </w:r>
       <w:r>
         <w:br/>
@@ -3076,7 +3076,7 @@
         <w:rPr>
           <w:rStyle w:val="CommentTok"/>
         </w:rPr>
-        <w:t xml:space="preserve">#&gt; 2  6.8  1     HlyE_IgG     8.21 </w:t>
+        <w:t xml:space="preserve">#&gt; 2 17.9  1     HlyE_IgG    0.374</w:t>
       </w:r>
       <w:r>
         <w:br/>
@@ -3085,7 +3085,7 @@
         <w:rPr>
           <w:rStyle w:val="CommentTok"/>
         </w:rPr>
-        <w:t xml:space="preserve">#&gt; 3  7.84 2     HlyE_IgA    15.0  </w:t>
+        <w:t xml:space="preserve">#&gt; 3  1.64 2     HlyE_IgA    0.253</w:t>
       </w:r>
       <w:r>
         <w:br/>
@@ -3094,7 +3094,7 @@
         <w:rPr>
           <w:rStyle w:val="CommentTok"/>
         </w:rPr>
-        <w:t xml:space="preserve">#&gt; 4  7.84 2     HlyE_IgG     5.74 </w:t>
+        <w:t xml:space="preserve">#&gt; 4  1.64 2     HlyE_IgG    0.463</w:t>
       </w:r>
       <w:r>
         <w:br/>
@@ -3103,7 +3103,7 @@
         <w:rPr>
           <w:rStyle w:val="CommentTok"/>
         </w:rPr>
-        <w:t xml:space="preserve">#&gt; 5  1.26 3     HlyE_IgA     0.693</w:t>
+        <w:t xml:space="preserve">#&gt; 5  3.43 3     HlyE_IgA    0.106</w:t>
       </w:r>
       <w:r>
         <w:br/>
@@ -3112,7 +3112,7 @@
         <w:rPr>
           <w:rStyle w:val="CommentTok"/>
         </w:rPr>
-        <w:t xml:space="preserve">#&gt; 6  1.26 3     HlyE_IgG     0.548</w:t>
+        <w:t xml:space="preserve">#&gt; 6  3.43 3     HlyE_IgG    0.537</w:t>
       </w:r>
       <w:r>
         <w:br/>

--- a/dev/vignettes/articles/version-crosswalk-1.3-to-1.4.docx
+++ b/dev/vignettes/articles/version-crosswalk-1.3-to-1.4.docx
@@ -23,7 +23,7 @@
         <w:pStyle w:val="Date"/>
       </w:pPr>
       <w:r>
-        <w:t xml:space="preserve">2026-08-08</w:t>
+        <w:t xml:space="preserve">2026-08-09</w:t>
       </w:r>
     </w:p>
     <w:bookmarkStart w:id="9" w:name="overview"/>
@@ -3049,7 +3049,7 @@
         <w:rPr>
           <w:rStyle w:val="CommentTok"/>
         </w:rPr>
-        <w:t xml:space="preserve">#&gt;     age id    antigen_iso value</w:t>
+        <w:t xml:space="preserve">#&gt;     age id    antigen_iso   value</w:t>
       </w:r>
       <w:r>
         <w:br/>
@@ -3058,7 +3058,7 @@
         <w:rPr>
           <w:rStyle w:val="CommentTok"/>
         </w:rPr>
-        <w:t xml:space="preserve">#&gt;   &lt;dbl&gt; &lt;chr&gt; &lt;chr&gt;       &lt;dbl&gt;</w:t>
+        <w:t xml:space="preserve">#&gt;   &lt;dbl&gt; &lt;chr&gt; &lt;chr&gt;         &lt;dbl&gt;</w:t>
       </w:r>
       <w:r>
         <w:br/>
@@ -3067,7 +3067,7 @@
         <w:rPr>
           <w:rStyle w:val="CommentTok"/>
         </w:rPr>
-        <w:t xml:space="preserve">#&gt; 1 17.9  1     HlyE_IgA    0.531</w:t>
+        <w:t xml:space="preserve">#&gt; 1 19.8  1     HlyE_IgA      8.85 </w:t>
       </w:r>
       <w:r>
         <w:br/>
@@ -3076,7 +3076,7 @@
         <w:rPr>
           <w:rStyle w:val="CommentTok"/>
         </w:rPr>
-        <w:t xml:space="preserve">#&gt; 2 17.9  1     HlyE_IgG    0.374</w:t>
+        <w:t xml:space="preserve">#&gt; 2 19.8  1     HlyE_IgG    664.   </w:t>
       </w:r>
       <w:r>
         <w:br/>
@@ -3085,7 +3085,7 @@
         <w:rPr>
           <w:rStyle w:val="CommentTok"/>
         </w:rPr>
-        <w:t xml:space="preserve">#&gt; 3  1.64 2     HlyE_IgA    0.253</w:t>
+        <w:t xml:space="preserve">#&gt; 3  2.61 2     HlyE_IgA      0.303</w:t>
       </w:r>
       <w:r>
         <w:br/>
@@ -3094,7 +3094,7 @@
         <w:rPr>
           <w:rStyle w:val="CommentTok"/>
         </w:rPr>
-        <w:t xml:space="preserve">#&gt; 4  1.64 2     HlyE_IgG    0.463</w:t>
+        <w:t xml:space="preserve">#&gt; 4  2.61 2     HlyE_IgG      0.798</w:t>
       </w:r>
       <w:r>
         <w:br/>
@@ -3103,7 +3103,7 @@
         <w:rPr>
           <w:rStyle w:val="CommentTok"/>
         </w:rPr>
-        <w:t xml:space="preserve">#&gt; 5  3.43 3     HlyE_IgA    0.106</w:t>
+        <w:t xml:space="preserve">#&gt; 5  7.16 3     HlyE_IgA      0.540</w:t>
       </w:r>
       <w:r>
         <w:br/>
@@ -3112,7 +3112,7 @@
         <w:rPr>
           <w:rStyle w:val="CommentTok"/>
         </w:rPr>
-        <w:t xml:space="preserve">#&gt; 6  3.43 3     HlyE_IgG    0.537</w:t>
+        <w:t xml:space="preserve">#&gt; 6  7.16 3     HlyE_IgG      1.55</w:t>
       </w:r>
       <w:r>
         <w:br/>

--- a/dev/vignettes/articles/version-crosswalk-1.3-to-1.4.docx
+++ b/dev/vignettes/articles/version-crosswalk-1.3-to-1.4.docx
@@ -3049,7 +3049,7 @@
         <w:rPr>
           <w:rStyle w:val="CommentTok"/>
         </w:rPr>
-        <w:t xml:space="preserve">#&gt;     age id    antigen_iso   value</w:t>
+        <w:t xml:space="preserve">#&gt;     age id    antigen_iso    value</w:t>
       </w:r>
       <w:r>
         <w:br/>
@@ -3058,7 +3058,7 @@
         <w:rPr>
           <w:rStyle w:val="CommentTok"/>
         </w:rPr>
-        <w:t xml:space="preserve">#&gt;   &lt;dbl&gt; &lt;chr&gt; &lt;chr&gt;         &lt;dbl&gt;</w:t>
+        <w:t xml:space="preserve">#&gt;   &lt;dbl&gt; &lt;chr&gt; &lt;chr&gt;          &lt;dbl&gt;</w:t>
       </w:r>
       <w:r>
         <w:br/>
@@ -3067,7 +3067,7 @@
         <w:rPr>
           <w:rStyle w:val="CommentTok"/>
         </w:rPr>
-        <w:t xml:space="preserve">#&gt; 1 19.8  1     HlyE_IgA      8.85 </w:t>
+        <w:t xml:space="preserve">#&gt; 1  1.05 1     HlyE_IgA       0.207</w:t>
       </w:r>
       <w:r>
         <w:br/>
@@ -3076,7 +3076,7 @@
         <w:rPr>
           <w:rStyle w:val="CommentTok"/>
         </w:rPr>
-        <w:t xml:space="preserve">#&gt; 2 19.8  1     HlyE_IgG    664.   </w:t>
+        <w:t xml:space="preserve">#&gt; 2  1.05 1     HlyE_IgG       0.639</w:t>
       </w:r>
       <w:r>
         <w:br/>
@@ -3085,7 +3085,7 @@
         <w:rPr>
           <w:rStyle w:val="CommentTok"/>
         </w:rPr>
-        <w:t xml:space="preserve">#&gt; 3  2.61 2     HlyE_IgA      0.303</w:t>
+        <w:t xml:space="preserve">#&gt; 3 13.3  2     HlyE_IgA       0.691</w:t>
       </w:r>
       <w:r>
         <w:br/>
@@ -3094,7 +3094,7 @@
         <w:rPr>
           <w:rStyle w:val="CommentTok"/>
         </w:rPr>
-        <w:t xml:space="preserve">#&gt; 4  2.61 2     HlyE_IgG      0.798</w:t>
+        <w:t xml:space="preserve">#&gt; 4 13.3  2     HlyE_IgG       2.35 </w:t>
       </w:r>
       <w:r>
         <w:br/>
@@ -3103,7 +3103,7 @@
         <w:rPr>
           <w:rStyle w:val="CommentTok"/>
         </w:rPr>
-        <w:t xml:space="preserve">#&gt; 5  7.16 3     HlyE_IgA      0.540</w:t>
+        <w:t xml:space="preserve">#&gt; 5  4.03 3     HlyE_IgA       1.56 </w:t>
       </w:r>
       <w:r>
         <w:br/>
@@ -3112,7 +3112,7 @@
         <w:rPr>
           <w:rStyle w:val="CommentTok"/>
         </w:rPr>
-        <w:t xml:space="preserve">#&gt; 6  7.16 3     HlyE_IgG      1.55</w:t>
+        <w:t xml:space="preserve">#&gt; 6  4.03 3     HlyE_IgG    1624.</w:t>
       </w:r>
       <w:r>
         <w:br/>

--- a/dev/vignettes/articles/version-crosswalk-1.3-to-1.4.docx
+++ b/dev/vignettes/articles/version-crosswalk-1.3-to-1.4.docx
@@ -23,7 +23,7 @@
         <w:pStyle w:val="Date"/>
       </w:pPr>
       <w:r>
-        <w:t xml:space="preserve">2026-08-09</w:t>
+        <w:t xml:space="preserve">2026-08-10</w:t>
       </w:r>
     </w:p>
     <w:bookmarkStart w:id="9" w:name="overview"/>
@@ -3049,7 +3049,7 @@
         <w:rPr>
           <w:rStyle w:val="CommentTok"/>
         </w:rPr>
-        <w:t xml:space="preserve">#&gt;     age id    antigen_iso    value</w:t>
+        <w:t xml:space="preserve">#&gt;     age id    antigen_iso value</w:t>
       </w:r>
       <w:r>
         <w:br/>
@@ -3058,7 +3058,7 @@
         <w:rPr>
           <w:rStyle w:val="CommentTok"/>
         </w:rPr>
-        <w:t xml:space="preserve">#&gt;   &lt;dbl&gt; &lt;chr&gt; &lt;chr&gt;          &lt;dbl&gt;</w:t>
+        <w:t xml:space="preserve">#&gt;   &lt;dbl&gt; &lt;chr&gt; &lt;chr&gt;       &lt;dbl&gt;</w:t>
       </w:r>
       <w:r>
         <w:br/>
@@ -3067,7 +3067,7 @@
         <w:rPr>
           <w:rStyle w:val="CommentTok"/>
         </w:rPr>
-        <w:t xml:space="preserve">#&gt; 1  1.05 1     HlyE_IgA       0.207</w:t>
+        <w:t xml:space="preserve">#&gt; 1  19   1     HlyE_IgA    0.378</w:t>
       </w:r>
       <w:r>
         <w:br/>
@@ -3076,7 +3076,7 @@
         <w:rPr>
           <w:rStyle w:val="CommentTok"/>
         </w:rPr>
-        <w:t xml:space="preserve">#&gt; 2  1.05 1     HlyE_IgG       0.639</w:t>
+        <w:t xml:space="preserve">#&gt; 2  19   1     HlyE_IgG    0.773</w:t>
       </w:r>
       <w:r>
         <w:br/>
@@ -3085,7 +3085,7 @@
         <w:rPr>
           <w:rStyle w:val="CommentTok"/>
         </w:rPr>
-        <w:t xml:space="preserve">#&gt; 3 13.3  2     HlyE_IgA       0.691</w:t>
+        <w:t xml:space="preserve">#&gt; 3  11.5 2     HlyE_IgA    0.458</w:t>
       </w:r>
       <w:r>
         <w:br/>
@@ -3094,7 +3094,7 @@
         <w:rPr>
           <w:rStyle w:val="CommentTok"/>
         </w:rPr>
-        <w:t xml:space="preserve">#&gt; 4 13.3  2     HlyE_IgG       2.35 </w:t>
+        <w:t xml:space="preserve">#&gt; 4  11.5 2     HlyE_IgG    1.11 </w:t>
       </w:r>
       <w:r>
         <w:br/>
@@ -3103,7 +3103,7 @@
         <w:rPr>
           <w:rStyle w:val="CommentTok"/>
         </w:rPr>
-        <w:t xml:space="preserve">#&gt; 5  4.03 3     HlyE_IgA       1.56 </w:t>
+        <w:t xml:space="preserve">#&gt; 5  17.2 3     HlyE_IgA    0.734</w:t>
       </w:r>
       <w:r>
         <w:br/>
@@ -3112,7 +3112,7 @@
         <w:rPr>
           <w:rStyle w:val="CommentTok"/>
         </w:rPr>
-        <w:t xml:space="preserve">#&gt; 6  4.03 3     HlyE_IgG    1624.</w:t>
+        <w:t xml:space="preserve">#&gt; 6  17.2 3     HlyE_IgG    0.122</w:t>
       </w:r>
       <w:r>
         <w:br/>

--- a/dev/vignettes/articles/version-crosswalk-1.3-to-1.4.docx
+++ b/dev/vignettes/articles/version-crosswalk-1.3-to-1.4.docx
@@ -23,7 +23,7 @@
         <w:pStyle w:val="Date"/>
       </w:pPr>
       <w:r>
-        <w:t xml:space="preserve">2026-08-10</w:t>
+        <w:t xml:space="preserve">2026-09-02</w:t>
       </w:r>
     </w:p>
     <w:bookmarkStart w:id="9" w:name="overview"/>
@@ -3049,7 +3049,7 @@
         <w:rPr>
           <w:rStyle w:val="CommentTok"/>
         </w:rPr>
-        <w:t xml:space="preserve">#&gt;     age id    antigen_iso value</w:t>
+        <w:t xml:space="preserve">#&gt;     age id    antigen_iso   value</w:t>
       </w:r>
       <w:r>
         <w:br/>
@@ -3058,7 +3058,7 @@
         <w:rPr>
           <w:rStyle w:val="CommentTok"/>
         </w:rPr>
-        <w:t xml:space="preserve">#&gt;   &lt;dbl&gt; &lt;chr&gt; &lt;chr&gt;       &lt;dbl&gt;</w:t>
+        <w:t xml:space="preserve">#&gt;   &lt;dbl&gt; &lt;chr&gt; &lt;chr&gt;         &lt;dbl&gt;</w:t>
       </w:r>
       <w:r>
         <w:br/>
@@ -3067,7 +3067,7 @@
         <w:rPr>
           <w:rStyle w:val="CommentTok"/>
         </w:rPr>
-        <w:t xml:space="preserve">#&gt; 1  19   1     HlyE_IgA    0.378</w:t>
+        <w:t xml:space="preserve">#&gt; 1 14.2  1     HlyE_IgA       2.51</w:t>
       </w:r>
       <w:r>
         <w:br/>
@@ -3076,7 +3076,7 @@
         <w:rPr>
           <w:rStyle w:val="CommentTok"/>
         </w:rPr>
-        <w:t xml:space="preserve">#&gt; 2  19   1     HlyE_IgG    0.773</w:t>
+        <w:t xml:space="preserve">#&gt; 2 14.2  1     HlyE_IgG       8.41</w:t>
       </w:r>
       <w:r>
         <w:br/>
@@ -3085,7 +3085,7 @@
         <w:rPr>
           <w:rStyle w:val="CommentTok"/>
         </w:rPr>
-        <w:t xml:space="preserve">#&gt; 3  11.5 2     HlyE_IgA    0.458</w:t>
+        <w:t xml:space="preserve">#&gt; 3 19.8  2     HlyE_IgA       1.26</w:t>
       </w:r>
       <w:r>
         <w:br/>
@@ -3094,7 +3094,7 @@
         <w:rPr>
           <w:rStyle w:val="CommentTok"/>
         </w:rPr>
-        <w:t xml:space="preserve">#&gt; 4  11.5 2     HlyE_IgG    1.11 </w:t>
+        <w:t xml:space="preserve">#&gt; 4 19.8  2     HlyE_IgG      43.2 </w:t>
       </w:r>
       <w:r>
         <w:br/>
@@ -3103,7 +3103,7 @@
         <w:rPr>
           <w:rStyle w:val="CommentTok"/>
         </w:rPr>
-        <w:t xml:space="preserve">#&gt; 5  17.2 3     HlyE_IgA    0.734</w:t>
+        <w:t xml:space="preserve">#&gt; 5  5.74 3     HlyE_IgA     112.  </w:t>
       </w:r>
       <w:r>
         <w:br/>
@@ -3112,7 +3112,7 @@
         <w:rPr>
           <w:rStyle w:val="CommentTok"/>
         </w:rPr>
-        <w:t xml:space="preserve">#&gt; 6  17.2 3     HlyE_IgG    0.122</w:t>
+        <w:t xml:space="preserve">#&gt; 6  5.74 3     HlyE_IgG    4327.</w:t>
       </w:r>
       <w:r>
         <w:br/>
